--- a/examples/classification/doc/02-interpretable-tree.docx
+++ b/examples/classification/doc/02-interpretable-tree.docx
@@ -73,6 +73,45 @@
       </w:pPr>
       <w:r>
         <w:rPr>
+          <w:rStyle w:val="FunctionTok"/>
+        </w:rPr>
+        <w:t xml:space="preserve">source</w:t>
+      </w:r>
+      <w:r>
+        <w:rPr>
+          <w:rStyle w:val="NormalTok"/>
+        </w:rPr>
+        <w:t xml:space="preserve">(</w:t>
+      </w:r>
+      <w:r>
+        <w:rPr>
+          <w:rStyle w:val="FunctionTok"/>
+        </w:rPr>
+        <w:t xml:space="preserve">url</w:t>
+      </w:r>
+      <w:r>
+        <w:rPr>
+          <w:rStyle w:val="NormalTok"/>
+        </w:rPr>
+        <w:t xml:space="preserve">(</w:t>
+      </w:r>
+      <w:r>
+        <w:rPr>
+          <w:rStyle w:val="StringTok"/>
+        </w:rPr>
+        <w:t xml:space="preserve">"https://raw.githubusercontent.com/cefet-rj-dal/daltoolbox/main/examples/seed.R"</w:t>
+      </w:r>
+      <w:r>
+        <w:rPr>
+          <w:rStyle w:val="NormalTok"/>
+        </w:rPr>
+        <w:t xml:space="preserve">))</w:t>
+      </w:r>
+      <w:r>
+        <w:br/>
+      </w:r>
+      <w:r>
+        <w:rPr>
           <w:rStyle w:val="CommentTok"/>
         </w:rPr>
         <w:t xml:space="preserve"># Classification using Decision Tree</w:t>
@@ -379,7 +418,182 @@
         <w:rPr>
           <w:rStyle w:val="FunctionTok"/>
         </w:rPr>
-        <w:t xml:space="preserve">set.seed</w:t>
+        <w:t xml:space="preserve">set_example_seed</w:t>
+      </w:r>
+      <w:r>
+        <w:rPr>
+          <w:rStyle w:val="NormalTok"/>
+        </w:rPr>
+        <w:t xml:space="preserve">()</w:t>
+      </w:r>
+      <w:r>
+        <w:br/>
+      </w:r>
+      <w:r>
+        <w:rPr>
+          <w:rStyle w:val="NormalTok"/>
+        </w:rPr>
+        <w:t xml:space="preserve">sr </w:t>
+      </w:r>
+      <w:r>
+        <w:rPr>
+          <w:rStyle w:val="OtherTok"/>
+        </w:rPr>
+        <w:t xml:space="preserve">&lt;-</w:t>
+      </w:r>
+      <w:r>
+        <w:rPr>
+          <w:rStyle w:val="NormalTok"/>
+        </w:rPr>
+        <w:t xml:space="preserve"> </w:t>
+      </w:r>
+      <w:r>
+        <w:rPr>
+          <w:rStyle w:val="FunctionTok"/>
+        </w:rPr>
+        <w:t xml:space="preserve">sample_random</w:t>
+      </w:r>
+      <w:r>
+        <w:rPr>
+          <w:rStyle w:val="NormalTok"/>
+        </w:rPr>
+        <w:t xml:space="preserve">()</w:t>
+      </w:r>
+      <w:r>
+        <w:br/>
+      </w:r>
+      <w:r>
+        <w:rPr>
+          <w:rStyle w:val="NormalTok"/>
+        </w:rPr>
+        <w:t xml:space="preserve">sr </w:t>
+      </w:r>
+      <w:r>
+        <w:rPr>
+          <w:rStyle w:val="OtherTok"/>
+        </w:rPr>
+        <w:t xml:space="preserve">&lt;-</w:t>
+      </w:r>
+      <w:r>
+        <w:rPr>
+          <w:rStyle w:val="NormalTok"/>
+        </w:rPr>
+        <w:t xml:space="preserve"> </w:t>
+      </w:r>
+      <w:r>
+        <w:rPr>
+          <w:rStyle w:val="FunctionTok"/>
+        </w:rPr>
+        <w:t xml:space="preserve">train_test</w:t>
+      </w:r>
+      <w:r>
+        <w:rPr>
+          <w:rStyle w:val="NormalTok"/>
+        </w:rPr>
+        <w:t xml:space="preserve">(sr, iris)</w:t>
+      </w:r>
+      <w:r>
+        <w:br/>
+      </w:r>
+      <w:r>
+        <w:rPr>
+          <w:rStyle w:val="NormalTok"/>
+        </w:rPr>
+        <w:t xml:space="preserve">iris_train </w:t>
+      </w:r>
+      <w:r>
+        <w:rPr>
+          <w:rStyle w:val="OtherTok"/>
+        </w:rPr>
+        <w:t xml:space="preserve">&lt;-</w:t>
+      </w:r>
+      <w:r>
+        <w:rPr>
+          <w:rStyle w:val="NormalTok"/>
+        </w:rPr>
+        <w:t xml:space="preserve"> sr</w:t>
+      </w:r>
+      <w:r>
+        <w:rPr>
+          <w:rStyle w:val="SpecialCharTok"/>
+        </w:rPr>
+        <w:t xml:space="preserve">$</w:t>
+      </w:r>
+      <w:r>
+        <w:rPr>
+          <w:rStyle w:val="NormalTok"/>
+        </w:rPr>
+        <w:t xml:space="preserve">train</w:t>
+      </w:r>
+      <w:r>
+        <w:br/>
+      </w:r>
+      <w:r>
+        <w:rPr>
+          <w:rStyle w:val="NormalTok"/>
+        </w:rPr>
+        <w:t xml:space="preserve">iris_test </w:t>
+      </w:r>
+      <w:r>
+        <w:rPr>
+          <w:rStyle w:val="OtherTok"/>
+        </w:rPr>
+        <w:t xml:space="preserve">&lt;-</w:t>
+      </w:r>
+      <w:r>
+        <w:rPr>
+          <w:rStyle w:val="NormalTok"/>
+        </w:rPr>
+        <w:t xml:space="preserve"> sr</w:t>
+      </w:r>
+      <w:r>
+        <w:rPr>
+          <w:rStyle w:val="SpecialCharTok"/>
+        </w:rPr>
+        <w:t xml:space="preserve">$</w:t>
+      </w:r>
+      <w:r>
+        <w:rPr>
+          <w:rStyle w:val="NormalTok"/>
+        </w:rPr>
+        <w:t xml:space="preserve">test</w:t>
+      </w:r>
+    </w:p>
+    <w:p>
+      <w:pPr>
+        <w:pStyle w:val="FirstParagraph"/>
+      </w:pPr>
+      <w:r>
+        <w:t xml:space="preserve">Class distribution by split.</w:t>
+      </w:r>
+    </w:p>
+    <w:p>
+      <w:pPr>
+        <w:pStyle w:val="SourceCode"/>
+      </w:pPr>
+      <w:r>
+        <w:rPr>
+          <w:rStyle w:val="NormalTok"/>
+        </w:rPr>
+        <w:t xml:space="preserve">tbl </w:t>
+      </w:r>
+      <w:r>
+        <w:rPr>
+          <w:rStyle w:val="OtherTok"/>
+        </w:rPr>
+        <w:t xml:space="preserve">&lt;-</w:t>
+      </w:r>
+      <w:r>
+        <w:rPr>
+          <w:rStyle w:val="NormalTok"/>
+        </w:rPr>
+        <w:t xml:space="preserve"> </w:t>
+      </w:r>
+      <w:r>
+        <w:rPr>
+          <w:rStyle w:val="FunctionTok"/>
+        </w:rPr>
+        <w:t xml:space="preserve">rbind</w:t>
       </w:r>
       <w:r>
         <w:rPr>
@@ -389,9 +603,162 @@
       </w:r>
       <w:r>
         <w:rPr>
-          <w:rStyle w:val="DecValTok"/>
-        </w:rPr>
-        <w:t xml:space="preserve">1</w:t>
+          <w:rStyle w:val="FunctionTok"/>
+        </w:rPr>
+        <w:t xml:space="preserve">table</w:t>
+      </w:r>
+      <w:r>
+        <w:rPr>
+          <w:rStyle w:val="NormalTok"/>
+        </w:rPr>
+        <w:t xml:space="preserve">(iris[,</w:t>
+      </w:r>
+      <w:r>
+        <w:rPr>
+          <w:rStyle w:val="StringTok"/>
+        </w:rPr>
+        <w:t xml:space="preserve">"Species"</w:t>
+      </w:r>
+      <w:r>
+        <w:rPr>
+          <w:rStyle w:val="NormalTok"/>
+        </w:rPr>
+        <w:t xml:space="preserve">]), </w:t>
+      </w:r>
+      <w:r>
+        <w:br/>
+      </w:r>
+      <w:r>
+        <w:rPr>
+          <w:rStyle w:val="NormalTok"/>
+        </w:rPr>
+        <w:t xml:space="preserve">             </w:t>
+      </w:r>
+      <w:r>
+        <w:rPr>
+          <w:rStyle w:val="FunctionTok"/>
+        </w:rPr>
+        <w:t xml:space="preserve">table</w:t>
+      </w:r>
+      <w:r>
+        <w:rPr>
+          <w:rStyle w:val="NormalTok"/>
+        </w:rPr>
+        <w:t xml:space="preserve">(iris_train[,</w:t>
+      </w:r>
+      <w:r>
+        <w:rPr>
+          <w:rStyle w:val="StringTok"/>
+        </w:rPr>
+        <w:t xml:space="preserve">"Species"</w:t>
+      </w:r>
+      <w:r>
+        <w:rPr>
+          <w:rStyle w:val="NormalTok"/>
+        </w:rPr>
+        <w:t xml:space="preserve">]), </w:t>
+      </w:r>
+      <w:r>
+        <w:br/>
+      </w:r>
+      <w:r>
+        <w:rPr>
+          <w:rStyle w:val="NormalTok"/>
+        </w:rPr>
+        <w:t xml:space="preserve">             </w:t>
+      </w:r>
+      <w:r>
+        <w:rPr>
+          <w:rStyle w:val="FunctionTok"/>
+        </w:rPr>
+        <w:t xml:space="preserve">table</w:t>
+      </w:r>
+      <w:r>
+        <w:rPr>
+          <w:rStyle w:val="NormalTok"/>
+        </w:rPr>
+        <w:t xml:space="preserve">(iris_test[,</w:t>
+      </w:r>
+      <w:r>
+        <w:rPr>
+          <w:rStyle w:val="StringTok"/>
+        </w:rPr>
+        <w:t xml:space="preserve">"Species"</w:t>
+      </w:r>
+      <w:r>
+        <w:rPr>
+          <w:rStyle w:val="NormalTok"/>
+        </w:rPr>
+        <w:t xml:space="preserve">]))</w:t>
+      </w:r>
+      <w:r>
+        <w:br/>
+      </w:r>
+      <w:r>
+        <w:rPr>
+          <w:rStyle w:val="FunctionTok"/>
+        </w:rPr>
+        <w:t xml:space="preserve">rownames</w:t>
+      </w:r>
+      <w:r>
+        <w:rPr>
+          <w:rStyle w:val="NormalTok"/>
+        </w:rPr>
+        <w:t xml:space="preserve">(tbl) </w:t>
+      </w:r>
+      <w:r>
+        <w:rPr>
+          <w:rStyle w:val="OtherTok"/>
+        </w:rPr>
+        <w:t xml:space="preserve">&lt;-</w:t>
+      </w:r>
+      <w:r>
+        <w:rPr>
+          <w:rStyle w:val="NormalTok"/>
+        </w:rPr>
+        <w:t xml:space="preserve"> </w:t>
+      </w:r>
+      <w:r>
+        <w:rPr>
+          <w:rStyle w:val="FunctionTok"/>
+        </w:rPr>
+        <w:t xml:space="preserve">c</w:t>
+      </w:r>
+      <w:r>
+        <w:rPr>
+          <w:rStyle w:val="NormalTok"/>
+        </w:rPr>
+        <w:t xml:space="preserve">(</w:t>
+      </w:r>
+      <w:r>
+        <w:rPr>
+          <w:rStyle w:val="StringTok"/>
+        </w:rPr>
+        <w:t xml:space="preserve">"dataset"</w:t>
+      </w:r>
+      <w:r>
+        <w:rPr>
+          <w:rStyle w:val="NormalTok"/>
+        </w:rPr>
+        <w:t xml:space="preserve">, </w:t>
+      </w:r>
+      <w:r>
+        <w:rPr>
+          <w:rStyle w:val="StringTok"/>
+        </w:rPr>
+        <w:t xml:space="preserve">"training"</w:t>
+      </w:r>
+      <w:r>
+        <w:rPr>
+          <w:rStyle w:val="NormalTok"/>
+        </w:rPr>
+        <w:t xml:space="preserve">, </w:t>
+      </w:r>
+      <w:r>
+        <w:rPr>
+          <w:rStyle w:val="StringTok"/>
+        </w:rPr>
+        <w:t xml:space="preserve">"test"</w:t>
       </w:r>
       <w:r>
         <w:rPr>
@@ -404,9 +771,87 @@
       </w:r>
       <w:r>
         <w:rPr>
-          <w:rStyle w:val="NormalTok"/>
-        </w:rPr>
-        <w:t xml:space="preserve">sr </w:t>
+          <w:rStyle w:val="FunctionTok"/>
+        </w:rPr>
+        <w:t xml:space="preserve">head</w:t>
+      </w:r>
+      <w:r>
+        <w:rPr>
+          <w:rStyle w:val="NormalTok"/>
+        </w:rPr>
+        <w:t xml:space="preserve">(tbl)</w:t>
+      </w:r>
+    </w:p>
+    <w:p>
+      <w:pPr>
+        <w:pStyle w:val="SourceCode"/>
+      </w:pPr>
+      <w:r>
+        <w:rPr>
+          <w:rStyle w:val="VerbatimChar"/>
+        </w:rPr>
+        <w:t xml:space="preserve">##          setosa versicolor virginica</w:t>
+      </w:r>
+      <w:r>
+        <w:br/>
+      </w:r>
+      <w:r>
+        <w:rPr>
+          <w:rStyle w:val="VerbatimChar"/>
+        </w:rPr>
+        <w:t xml:space="preserve">## dataset      50         50        50</w:t>
+      </w:r>
+      <w:r>
+        <w:br/>
+      </w:r>
+      <w:r>
+        <w:rPr>
+          <w:rStyle w:val="VerbatimChar"/>
+        </w:rPr>
+        <w:t xml:space="preserve">## training     41         39        40</w:t>
+      </w:r>
+      <w:r>
+        <w:br/>
+      </w:r>
+      <w:r>
+        <w:rPr>
+          <w:rStyle w:val="VerbatimChar"/>
+        </w:rPr>
+        <w:t xml:space="preserve">## test          9         11        10</w:t>
+      </w:r>
+    </w:p>
+    <w:p>
+      <w:pPr>
+        <w:pStyle w:val="FirstParagraph"/>
+      </w:pPr>
+      <w:r>
+        <w:t xml:space="preserve">Model training</w:t>
+      </w:r>
+      <w:r>
+        <w:t xml:space="preserve"> </w:t>
+      </w:r>
+      <w:r>
+        <w:t xml:space="preserve">Train the decision tree.</w:t>
+      </w:r>
+    </w:p>
+    <w:p>
+      <w:pPr>
+        <w:pStyle w:val="SourceCode"/>
+      </w:pPr>
+      <w:r>
+        <w:rPr>
+          <w:rStyle w:val="CommentTok"/>
+        </w:rPr>
+        <w:t xml:space="preserve"># Model training</w:t>
+      </w:r>
+      <w:r>
+        <w:br/>
+      </w:r>
+      <w:r>
+        <w:rPr>
+          <w:rStyle w:val="NormalTok"/>
+        </w:rPr>
+        <w:t xml:space="preserve">model </w:t>
       </w:r>
       <w:r>
         <w:rPr>
@@ -424,7 +869,34 @@
         <w:rPr>
           <w:rStyle w:val="FunctionTok"/>
         </w:rPr>
-        <w:t xml:space="preserve">sample_random</w:t>
+        <w:t xml:space="preserve">cla_dtree</w:t>
+      </w:r>
+      <w:r>
+        <w:rPr>
+          <w:rStyle w:val="NormalTok"/>
+        </w:rPr>
+        <w:t xml:space="preserve">(</w:t>
+      </w:r>
+      <w:r>
+        <w:rPr>
+          <w:rStyle w:val="StringTok"/>
+        </w:rPr>
+        <w:t xml:space="preserve">"Species"</w:t>
+      </w:r>
+      <w:r>
+        <w:rPr>
+          <w:rStyle w:val="NormalTok"/>
+        </w:rPr>
+        <w:t xml:space="preserve">, slevels)</w:t>
+      </w:r>
+      <w:r>
+        <w:br/>
+      </w:r>
+      <w:r>
+        <w:rPr>
+          <w:rStyle w:val="FunctionTok"/>
+        </w:rPr>
+        <w:t xml:space="preserve">set_example_seed</w:t>
       </w:r>
       <w:r>
         <w:rPr>
@@ -439,7 +911,7 @@
         <w:rPr>
           <w:rStyle w:val="NormalTok"/>
         </w:rPr>
-        <w:t xml:space="preserve">sr </w:t>
+        <w:t xml:space="preserve">model </w:t>
       </w:r>
       <w:r>
         <w:rPr>
@@ -457,22 +929,41 @@
         <w:rPr>
           <w:rStyle w:val="FunctionTok"/>
         </w:rPr>
-        <w:t xml:space="preserve">train_test</w:t>
-      </w:r>
-      <w:r>
-        <w:rPr>
-          <w:rStyle w:val="NormalTok"/>
-        </w:rPr>
-        <w:t xml:space="preserve">(sr, iris)</w:t>
-      </w:r>
-      <w:r>
-        <w:br/>
-      </w:r>
-      <w:r>
-        <w:rPr>
-          <w:rStyle w:val="NormalTok"/>
-        </w:rPr>
-        <w:t xml:space="preserve">iris_train </w:t>
+        <w:t xml:space="preserve">fit</w:t>
+      </w:r>
+      <w:r>
+        <w:rPr>
+          <w:rStyle w:val="NormalTok"/>
+        </w:rPr>
+        <w:t xml:space="preserve">(model, iris_train)</w:t>
+      </w:r>
+    </w:p>
+    <w:p>
+      <w:pPr>
+        <w:pStyle w:val="FirstParagraph"/>
+      </w:pPr>
+      <w:r>
+        <w:t xml:space="preserve">Training evaluation</w:t>
+      </w:r>
+    </w:p>
+    <w:p>
+      <w:pPr>
+        <w:pStyle w:val="SourceCode"/>
+      </w:pPr>
+      <w:r>
+        <w:rPr>
+          <w:rStyle w:val="CommentTok"/>
+        </w:rPr>
+        <w:t xml:space="preserve"># Checking fit on training data</w:t>
+      </w:r>
+      <w:r>
+        <w:br/>
+      </w:r>
+      <w:r>
+        <w:rPr>
+          <w:rStyle w:val="NormalTok"/>
+        </w:rPr>
+        <w:t xml:space="preserve">train_prediction </w:t>
       </w:r>
       <w:r>
         <w:rPr>
@@ -484,7 +975,91 @@
         <w:rPr>
           <w:rStyle w:val="NormalTok"/>
         </w:rPr>
-        <w:t xml:space="preserve"> sr</w:t>
+        <w:t xml:space="preserve"> </w:t>
+      </w:r>
+      <w:r>
+        <w:rPr>
+          <w:rStyle w:val="FunctionTok"/>
+        </w:rPr>
+        <w:t xml:space="preserve">predict</w:t>
+      </w:r>
+      <w:r>
+        <w:rPr>
+          <w:rStyle w:val="NormalTok"/>
+        </w:rPr>
+        <w:t xml:space="preserve">(model, iris_train)</w:t>
+      </w:r>
+      <w:r>
+        <w:br/>
+      </w:r>
+      <w:r>
+        <w:br/>
+      </w:r>
+      <w:r>
+        <w:rPr>
+          <w:rStyle w:val="CommentTok"/>
+        </w:rPr>
+        <w:t xml:space="preserve"># Model evaluation (training)</w:t>
+      </w:r>
+      <w:r>
+        <w:br/>
+      </w:r>
+      <w:r>
+        <w:rPr>
+          <w:rStyle w:val="NormalTok"/>
+        </w:rPr>
+        <w:t xml:space="preserve">train_eval </w:t>
+      </w:r>
+      <w:r>
+        <w:rPr>
+          <w:rStyle w:val="OtherTok"/>
+        </w:rPr>
+        <w:t xml:space="preserve">&lt;-</w:t>
+      </w:r>
+      <w:r>
+        <w:rPr>
+          <w:rStyle w:val="NormalTok"/>
+        </w:rPr>
+        <w:t xml:space="preserve"> </w:t>
+      </w:r>
+      <w:r>
+        <w:rPr>
+          <w:rStyle w:val="FunctionTok"/>
+        </w:rPr>
+        <w:t xml:space="preserve">evaluate</w:t>
+      </w:r>
+      <w:r>
+        <w:rPr>
+          <w:rStyle w:val="NormalTok"/>
+        </w:rPr>
+        <w:t xml:space="preserve">(model, iris_train[,</w:t>
+      </w:r>
+      <w:r>
+        <w:rPr>
+          <w:rStyle w:val="StringTok"/>
+        </w:rPr>
+        <w:t xml:space="preserve">"Species"</w:t>
+      </w:r>
+      <w:r>
+        <w:rPr>
+          <w:rStyle w:val="NormalTok"/>
+        </w:rPr>
+        <w:t xml:space="preserve">], train_prediction)</w:t>
+      </w:r>
+      <w:r>
+        <w:br/>
+      </w:r>
+      <w:r>
+        <w:rPr>
+          <w:rStyle w:val="FunctionTok"/>
+        </w:rPr>
+        <w:t xml:space="preserve">print</w:t>
+      </w:r>
+      <w:r>
+        <w:rPr>
+          <w:rStyle w:val="NormalTok"/>
+        </w:rPr>
+        <w:t xml:space="preserve">(train_eval</w:t>
       </w:r>
       <w:r>
         <w:rPr>
@@ -496,16 +1071,75 @@
         <w:rPr>
           <w:rStyle w:val="NormalTok"/>
         </w:rPr>
-        <w:t xml:space="preserve">train</w:t>
-      </w:r>
-      <w:r>
-        <w:br/>
-      </w:r>
-      <w:r>
-        <w:rPr>
-          <w:rStyle w:val="NormalTok"/>
-        </w:rPr>
-        <w:t xml:space="preserve">iris_test </w:t>
+        <w:t xml:space="preserve">metrics)</w:t>
+      </w:r>
+    </w:p>
+    <w:p>
+      <w:pPr>
+        <w:pStyle w:val="SourceCode"/>
+      </w:pPr>
+      <w:r>
+        <w:rPr>
+          <w:rStyle w:val="VerbatimChar"/>
+        </w:rPr>
+        <w:t xml:space="preserve">##    accuracy TP TN FP FN precision recall sensitivity specificity f1</w:t>
+      </w:r>
+      <w:r>
+        <w:br/>
+      </w:r>
+      <w:r>
+        <w:rPr>
+          <w:rStyle w:val="VerbatimChar"/>
+        </w:rPr>
+        <w:t xml:space="preserve">## 1 0.9666667 41 79  0  0         1      1           1           1  1</w:t>
+      </w:r>
+    </w:p>
+    <w:p>
+      <w:pPr>
+        <w:pStyle w:val="FirstParagraph"/>
+      </w:pPr>
+      <w:r>
+        <w:t xml:space="preserve">What to observe</w:t>
+      </w:r>
+      <w:r>
+        <w:t xml:space="preserve"> </w:t>
+      </w:r>
+      <w:r>
+        <w:t xml:space="preserve">- The training metrics usually look slightly better than the test metrics because the tree was fit on this same data.</w:t>
+      </w:r>
+      <w:r>
+        <w:t xml:space="preserve"> </w:t>
+      </w:r>
+      <w:r>
+        <w:t xml:space="preserve">- A decision tree is often useful as a first model because you can explain its behavior more easily than that of a black-box learner.</w:t>
+      </w:r>
+    </w:p>
+    <w:p>
+      <w:pPr>
+        <w:pStyle w:val="BodyText"/>
+      </w:pPr>
+      <w:r>
+        <w:t xml:space="preserve">Test evaluation</w:t>
+      </w:r>
+    </w:p>
+    <w:p>
+      <w:pPr>
+        <w:pStyle w:val="SourceCode"/>
+      </w:pPr>
+      <w:r>
+        <w:rPr>
+          <w:rStyle w:val="CommentTok"/>
+        </w:rPr>
+        <w:t xml:space="preserve"># Model test</w:t>
+      </w:r>
+      <w:r>
+        <w:br/>
+      </w:r>
+      <w:r>
+        <w:rPr>
+          <w:rStyle w:val="NormalTok"/>
+        </w:rPr>
+        <w:t xml:space="preserve">test_prediction </w:t>
       </w:r>
       <w:r>
         <w:rPr>
@@ -517,7 +1151,91 @@
         <w:rPr>
           <w:rStyle w:val="NormalTok"/>
         </w:rPr>
-        <w:t xml:space="preserve"> sr</w:t>
+        <w:t xml:space="preserve"> </w:t>
+      </w:r>
+      <w:r>
+        <w:rPr>
+          <w:rStyle w:val="FunctionTok"/>
+        </w:rPr>
+        <w:t xml:space="preserve">predict</w:t>
+      </w:r>
+      <w:r>
+        <w:rPr>
+          <w:rStyle w:val="NormalTok"/>
+        </w:rPr>
+        <w:t xml:space="preserve">(model, iris_test)</w:t>
+      </w:r>
+      <w:r>
+        <w:br/>
+      </w:r>
+      <w:r>
+        <w:br/>
+      </w:r>
+      <w:r>
+        <w:rPr>
+          <w:rStyle w:val="CommentTok"/>
+        </w:rPr>
+        <w:t xml:space="preserve"># Test evaluation</w:t>
+      </w:r>
+      <w:r>
+        <w:br/>
+      </w:r>
+      <w:r>
+        <w:rPr>
+          <w:rStyle w:val="NormalTok"/>
+        </w:rPr>
+        <w:t xml:space="preserve"> test_eval </w:t>
+      </w:r>
+      <w:r>
+        <w:rPr>
+          <w:rStyle w:val="OtherTok"/>
+        </w:rPr>
+        <w:t xml:space="preserve">&lt;-</w:t>
+      </w:r>
+      <w:r>
+        <w:rPr>
+          <w:rStyle w:val="NormalTok"/>
+        </w:rPr>
+        <w:t xml:space="preserve"> </w:t>
+      </w:r>
+      <w:r>
+        <w:rPr>
+          <w:rStyle w:val="FunctionTok"/>
+        </w:rPr>
+        <w:t xml:space="preserve">evaluate</w:t>
+      </w:r>
+      <w:r>
+        <w:rPr>
+          <w:rStyle w:val="NormalTok"/>
+        </w:rPr>
+        <w:t xml:space="preserve">(model, iris_test[,</w:t>
+      </w:r>
+      <w:r>
+        <w:rPr>
+          <w:rStyle w:val="StringTok"/>
+        </w:rPr>
+        <w:t xml:space="preserve">"Species"</w:t>
+      </w:r>
+      <w:r>
+        <w:rPr>
+          <w:rStyle w:val="NormalTok"/>
+        </w:rPr>
+        <w:t xml:space="preserve">], test_prediction)</w:t>
+      </w:r>
+      <w:r>
+        <w:br/>
+      </w:r>
+      <w:r>
+        <w:rPr>
+          <w:rStyle w:val="FunctionTok"/>
+        </w:rPr>
+        <w:t xml:space="preserve">print</w:t>
+      </w:r>
+      <w:r>
+        <w:rPr>
+          <w:rStyle w:val="NormalTok"/>
+        </w:rPr>
+        <w:t xml:space="preserve">(test_eval</w:t>
       </w:r>
       <w:r>
         <w:rPr>
@@ -529,15 +1247,7 @@
         <w:rPr>
           <w:rStyle w:val="NormalTok"/>
         </w:rPr>
-        <w:t xml:space="preserve">test</w:t>
-      </w:r>
-    </w:p>
-    <w:p>
-      <w:pPr>
-        <w:pStyle w:val="FirstParagraph"/>
-      </w:pPr>
-      <w:r>
-        <w:t xml:space="preserve">Class distribution by split.</w:t>
+        <w:t xml:space="preserve">metrics)</w:t>
       </w:r>
     </w:p>
     <w:p>
@@ -546,224 +1256,9 @@
       </w:pPr>
       <w:r>
         <w:rPr>
-          <w:rStyle w:val="NormalTok"/>
-        </w:rPr>
-        <w:t xml:space="preserve">tbl </w:t>
-      </w:r>
-      <w:r>
-        <w:rPr>
-          <w:rStyle w:val="OtherTok"/>
-        </w:rPr>
-        <w:t xml:space="preserve">&lt;-</w:t>
-      </w:r>
-      <w:r>
-        <w:rPr>
-          <w:rStyle w:val="NormalTok"/>
-        </w:rPr>
-        <w:t xml:space="preserve"> </w:t>
-      </w:r>
-      <w:r>
-        <w:rPr>
-          <w:rStyle w:val="FunctionTok"/>
-        </w:rPr>
-        <w:t xml:space="preserve">rbind</w:t>
-      </w:r>
-      <w:r>
-        <w:rPr>
-          <w:rStyle w:val="NormalTok"/>
-        </w:rPr>
-        <w:t xml:space="preserve">(</w:t>
-      </w:r>
-      <w:r>
-        <w:rPr>
-          <w:rStyle w:val="FunctionTok"/>
-        </w:rPr>
-        <w:t xml:space="preserve">table</w:t>
-      </w:r>
-      <w:r>
-        <w:rPr>
-          <w:rStyle w:val="NormalTok"/>
-        </w:rPr>
-        <w:t xml:space="preserve">(iris[,</w:t>
-      </w:r>
-      <w:r>
-        <w:rPr>
-          <w:rStyle w:val="StringTok"/>
-        </w:rPr>
-        <w:t xml:space="preserve">"Species"</w:t>
-      </w:r>
-      <w:r>
-        <w:rPr>
-          <w:rStyle w:val="NormalTok"/>
-        </w:rPr>
-        <w:t xml:space="preserve">]), </w:t>
-      </w:r>
-      <w:r>
-        <w:br/>
-      </w:r>
-      <w:r>
-        <w:rPr>
-          <w:rStyle w:val="NormalTok"/>
-        </w:rPr>
-        <w:t xml:space="preserve">             </w:t>
-      </w:r>
-      <w:r>
-        <w:rPr>
-          <w:rStyle w:val="FunctionTok"/>
-        </w:rPr>
-        <w:t xml:space="preserve">table</w:t>
-      </w:r>
-      <w:r>
-        <w:rPr>
-          <w:rStyle w:val="NormalTok"/>
-        </w:rPr>
-        <w:t xml:space="preserve">(iris_train[,</w:t>
-      </w:r>
-      <w:r>
-        <w:rPr>
-          <w:rStyle w:val="StringTok"/>
-        </w:rPr>
-        <w:t xml:space="preserve">"Species"</w:t>
-      </w:r>
-      <w:r>
-        <w:rPr>
-          <w:rStyle w:val="NormalTok"/>
-        </w:rPr>
-        <w:t xml:space="preserve">]), </w:t>
-      </w:r>
-      <w:r>
-        <w:br/>
-      </w:r>
-      <w:r>
-        <w:rPr>
-          <w:rStyle w:val="NormalTok"/>
-        </w:rPr>
-        <w:t xml:space="preserve">             </w:t>
-      </w:r>
-      <w:r>
-        <w:rPr>
-          <w:rStyle w:val="FunctionTok"/>
-        </w:rPr>
-        <w:t xml:space="preserve">table</w:t>
-      </w:r>
-      <w:r>
-        <w:rPr>
-          <w:rStyle w:val="NormalTok"/>
-        </w:rPr>
-        <w:t xml:space="preserve">(iris_test[,</w:t>
-      </w:r>
-      <w:r>
-        <w:rPr>
-          <w:rStyle w:val="StringTok"/>
-        </w:rPr>
-        <w:t xml:space="preserve">"Species"</w:t>
-      </w:r>
-      <w:r>
-        <w:rPr>
-          <w:rStyle w:val="NormalTok"/>
-        </w:rPr>
-        <w:t xml:space="preserve">]))</w:t>
-      </w:r>
-      <w:r>
-        <w:br/>
-      </w:r>
-      <w:r>
-        <w:rPr>
-          <w:rStyle w:val="FunctionTok"/>
-        </w:rPr>
-        <w:t xml:space="preserve">rownames</w:t>
-      </w:r>
-      <w:r>
-        <w:rPr>
-          <w:rStyle w:val="NormalTok"/>
-        </w:rPr>
-        <w:t xml:space="preserve">(tbl) </w:t>
-      </w:r>
-      <w:r>
-        <w:rPr>
-          <w:rStyle w:val="OtherTok"/>
-        </w:rPr>
-        <w:t xml:space="preserve">&lt;-</w:t>
-      </w:r>
-      <w:r>
-        <w:rPr>
-          <w:rStyle w:val="NormalTok"/>
-        </w:rPr>
-        <w:t xml:space="preserve"> </w:t>
-      </w:r>
-      <w:r>
-        <w:rPr>
-          <w:rStyle w:val="FunctionTok"/>
-        </w:rPr>
-        <w:t xml:space="preserve">c</w:t>
-      </w:r>
-      <w:r>
-        <w:rPr>
-          <w:rStyle w:val="NormalTok"/>
-        </w:rPr>
-        <w:t xml:space="preserve">(</w:t>
-      </w:r>
-      <w:r>
-        <w:rPr>
-          <w:rStyle w:val="StringTok"/>
-        </w:rPr>
-        <w:t xml:space="preserve">"dataset"</w:t>
-      </w:r>
-      <w:r>
-        <w:rPr>
-          <w:rStyle w:val="NormalTok"/>
-        </w:rPr>
-        <w:t xml:space="preserve">, </w:t>
-      </w:r>
-      <w:r>
-        <w:rPr>
-          <w:rStyle w:val="StringTok"/>
-        </w:rPr>
-        <w:t xml:space="preserve">"training"</w:t>
-      </w:r>
-      <w:r>
-        <w:rPr>
-          <w:rStyle w:val="NormalTok"/>
-        </w:rPr>
-        <w:t xml:space="preserve">, </w:t>
-      </w:r>
-      <w:r>
-        <w:rPr>
-          <w:rStyle w:val="StringTok"/>
-        </w:rPr>
-        <w:t xml:space="preserve">"test"</w:t>
-      </w:r>
-      <w:r>
-        <w:rPr>
-          <w:rStyle w:val="NormalTok"/>
-        </w:rPr>
-        <w:t xml:space="preserve">)</w:t>
-      </w:r>
-      <w:r>
-        <w:br/>
-      </w:r>
-      <w:r>
-        <w:rPr>
-          <w:rStyle w:val="FunctionTok"/>
-        </w:rPr>
-        <w:t xml:space="preserve">head</w:t>
-      </w:r>
-      <w:r>
-        <w:rPr>
-          <w:rStyle w:val="NormalTok"/>
-        </w:rPr>
-        <w:t xml:space="preserve">(tbl)</w:t>
-      </w:r>
-    </w:p>
-    <w:p>
-      <w:pPr>
-        <w:pStyle w:val="SourceCode"/>
-      </w:pPr>
-      <w:r>
-        <w:rPr>
           <w:rStyle w:val="VerbatimChar"/>
         </w:rPr>
-        <w:t xml:space="preserve">##          setosa versicolor virginica</w:t>
+        <w:t xml:space="preserve">##    accuracy TP TN FP FN precision recall sensitivity specificity f1</w:t>
       </w:r>
       <w:r>
         <w:br/>
@@ -772,529 +1267,7 @@
         <w:rPr>
           <w:rStyle w:val="VerbatimChar"/>
         </w:rPr>
-        <w:t xml:space="preserve">## dataset      50         50        50</w:t>
-      </w:r>
-      <w:r>
-        <w:br/>
-      </w:r>
-      <w:r>
-        <w:rPr>
-          <w:rStyle w:val="VerbatimChar"/>
-        </w:rPr>
-        <w:t xml:space="preserve">## training     39         38        43</w:t>
-      </w:r>
-      <w:r>
-        <w:br/>
-      </w:r>
-      <w:r>
-        <w:rPr>
-          <w:rStyle w:val="VerbatimChar"/>
-        </w:rPr>
-        <w:t xml:space="preserve">## test         11         12         7</w:t>
-      </w:r>
-    </w:p>
-    <w:p>
-      <w:pPr>
-        <w:pStyle w:val="FirstParagraph"/>
-      </w:pPr>
-      <w:r>
-        <w:t xml:space="preserve">Model training</w:t>
-      </w:r>
-      <w:r>
-        <w:t xml:space="preserve"> </w:t>
-      </w:r>
-      <w:r>
-        <w:t xml:space="preserve">Train the decision tree.</w:t>
-      </w:r>
-    </w:p>
-    <w:p>
-      <w:pPr>
-        <w:pStyle w:val="SourceCode"/>
-      </w:pPr>
-      <w:r>
-        <w:rPr>
-          <w:rStyle w:val="CommentTok"/>
-        </w:rPr>
-        <w:t xml:space="preserve"># Model training</w:t>
-      </w:r>
-      <w:r>
-        <w:br/>
-      </w:r>
-      <w:r>
-        <w:rPr>
-          <w:rStyle w:val="NormalTok"/>
-        </w:rPr>
-        <w:t xml:space="preserve">model </w:t>
-      </w:r>
-      <w:r>
-        <w:rPr>
-          <w:rStyle w:val="OtherTok"/>
-        </w:rPr>
-        <w:t xml:space="preserve">&lt;-</w:t>
-      </w:r>
-      <w:r>
-        <w:rPr>
-          <w:rStyle w:val="NormalTok"/>
-        </w:rPr>
-        <w:t xml:space="preserve"> </w:t>
-      </w:r>
-      <w:r>
-        <w:rPr>
-          <w:rStyle w:val="FunctionTok"/>
-        </w:rPr>
-        <w:t xml:space="preserve">cla_dtree</w:t>
-      </w:r>
-      <w:r>
-        <w:rPr>
-          <w:rStyle w:val="NormalTok"/>
-        </w:rPr>
-        <w:t xml:space="preserve">(</w:t>
-      </w:r>
-      <w:r>
-        <w:rPr>
-          <w:rStyle w:val="StringTok"/>
-        </w:rPr>
-        <w:t xml:space="preserve">"Species"</w:t>
-      </w:r>
-      <w:r>
-        <w:rPr>
-          <w:rStyle w:val="NormalTok"/>
-        </w:rPr>
-        <w:t xml:space="preserve">, slevels)</w:t>
-      </w:r>
-      <w:r>
-        <w:br/>
-      </w:r>
-      <w:r>
-        <w:rPr>
-          <w:rStyle w:val="NormalTok"/>
-        </w:rPr>
-        <w:t xml:space="preserve">model </w:t>
-      </w:r>
-      <w:r>
-        <w:rPr>
-          <w:rStyle w:val="OtherTok"/>
-        </w:rPr>
-        <w:t xml:space="preserve">&lt;-</w:t>
-      </w:r>
-      <w:r>
-        <w:rPr>
-          <w:rStyle w:val="NormalTok"/>
-        </w:rPr>
-        <w:t xml:space="preserve"> </w:t>
-      </w:r>
-      <w:r>
-        <w:rPr>
-          <w:rStyle w:val="FunctionTok"/>
-        </w:rPr>
-        <w:t xml:space="preserve">fit</w:t>
-      </w:r>
-      <w:r>
-        <w:rPr>
-          <w:rStyle w:val="NormalTok"/>
-        </w:rPr>
-        <w:t xml:space="preserve">(model, iris_train)</w:t>
-      </w:r>
-    </w:p>
-    <w:p>
-      <w:pPr>
-        <w:pStyle w:val="FirstParagraph"/>
-      </w:pPr>
-      <w:r>
-        <w:t xml:space="preserve">Training evaluation</w:t>
-      </w:r>
-    </w:p>
-    <w:p>
-      <w:pPr>
-        <w:pStyle w:val="SourceCode"/>
-      </w:pPr>
-      <w:r>
-        <w:rPr>
-          <w:rStyle w:val="CommentTok"/>
-        </w:rPr>
-        <w:t xml:space="preserve"># Checking fit on training data</w:t>
-      </w:r>
-      <w:r>
-        <w:br/>
-      </w:r>
-      <w:r>
-        <w:rPr>
-          <w:rStyle w:val="NormalTok"/>
-        </w:rPr>
-        <w:t xml:space="preserve">train_prediction </w:t>
-      </w:r>
-      <w:r>
-        <w:rPr>
-          <w:rStyle w:val="OtherTok"/>
-        </w:rPr>
-        <w:t xml:space="preserve">&lt;-</w:t>
-      </w:r>
-      <w:r>
-        <w:rPr>
-          <w:rStyle w:val="NormalTok"/>
-        </w:rPr>
-        <w:t xml:space="preserve"> </w:t>
-      </w:r>
-      <w:r>
-        <w:rPr>
-          <w:rStyle w:val="FunctionTok"/>
-        </w:rPr>
-        <w:t xml:space="preserve">predict</w:t>
-      </w:r>
-      <w:r>
-        <w:rPr>
-          <w:rStyle w:val="NormalTok"/>
-        </w:rPr>
-        <w:t xml:space="preserve">(model, iris_train)</w:t>
-      </w:r>
-      <w:r>
-        <w:br/>
-      </w:r>
-      <w:r>
-        <w:br/>
-      </w:r>
-      <w:r>
-        <w:rPr>
-          <w:rStyle w:val="CommentTok"/>
-        </w:rPr>
-        <w:t xml:space="preserve"># Model evaluation (training)</w:t>
-      </w:r>
-      <w:r>
-        <w:br/>
-      </w:r>
-      <w:r>
-        <w:rPr>
-          <w:rStyle w:val="NormalTok"/>
-        </w:rPr>
-        <w:t xml:space="preserve">iris_train_predictand </w:t>
-      </w:r>
-      <w:r>
-        <w:rPr>
-          <w:rStyle w:val="OtherTok"/>
-        </w:rPr>
-        <w:t xml:space="preserve">&lt;-</w:t>
-      </w:r>
-      <w:r>
-        <w:rPr>
-          <w:rStyle w:val="NormalTok"/>
-        </w:rPr>
-        <w:t xml:space="preserve"> </w:t>
-      </w:r>
-      <w:r>
-        <w:rPr>
-          <w:rStyle w:val="FunctionTok"/>
-        </w:rPr>
-        <w:t xml:space="preserve">adjust_class_label</w:t>
-      </w:r>
-      <w:r>
-        <w:rPr>
-          <w:rStyle w:val="NormalTok"/>
-        </w:rPr>
-        <w:t xml:space="preserve">(iris_train[,</w:t>
-      </w:r>
-      <w:r>
-        <w:rPr>
-          <w:rStyle w:val="StringTok"/>
-        </w:rPr>
-        <w:t xml:space="preserve">"Species"</w:t>
-      </w:r>
-      <w:r>
-        <w:rPr>
-          <w:rStyle w:val="NormalTok"/>
-        </w:rPr>
-        <w:t xml:space="preserve">])</w:t>
-      </w:r>
-      <w:r>
-        <w:br/>
-      </w:r>
-      <w:r>
-        <w:rPr>
-          <w:rStyle w:val="NormalTok"/>
-        </w:rPr>
-        <w:t xml:space="preserve">train_eval </w:t>
-      </w:r>
-      <w:r>
-        <w:rPr>
-          <w:rStyle w:val="OtherTok"/>
-        </w:rPr>
-        <w:t xml:space="preserve">&lt;-</w:t>
-      </w:r>
-      <w:r>
-        <w:rPr>
-          <w:rStyle w:val="NormalTok"/>
-        </w:rPr>
-        <w:t xml:space="preserve"> </w:t>
-      </w:r>
-      <w:r>
-        <w:rPr>
-          <w:rStyle w:val="FunctionTok"/>
-        </w:rPr>
-        <w:t xml:space="preserve">evaluate</w:t>
-      </w:r>
-      <w:r>
-        <w:rPr>
-          <w:rStyle w:val="NormalTok"/>
-        </w:rPr>
-        <w:t xml:space="preserve">(model, iris_train_predictand, train_prediction)</w:t>
-      </w:r>
-      <w:r>
-        <w:br/>
-      </w:r>
-      <w:r>
-        <w:rPr>
-          <w:rStyle w:val="FunctionTok"/>
-        </w:rPr>
-        <w:t xml:space="preserve">print</w:t>
-      </w:r>
-      <w:r>
-        <w:rPr>
-          <w:rStyle w:val="NormalTok"/>
-        </w:rPr>
-        <w:t xml:space="preserve">(train_eval</w:t>
-      </w:r>
-      <w:r>
-        <w:rPr>
-          <w:rStyle w:val="SpecialCharTok"/>
-        </w:rPr>
-        <w:t xml:space="preserve">$</w:t>
-      </w:r>
-      <w:r>
-        <w:rPr>
-          <w:rStyle w:val="NormalTok"/>
-        </w:rPr>
-        <w:t xml:space="preserve">metrics)</w:t>
-      </w:r>
-    </w:p>
-    <w:p>
-      <w:pPr>
-        <w:pStyle w:val="SourceCode"/>
-      </w:pPr>
-      <w:r>
-        <w:rPr>
-          <w:rStyle w:val="VerbatimChar"/>
-        </w:rPr>
-        <w:t xml:space="preserve">##   accuracy TP TN FP FN precision recall sensitivity specificity f1</w:t>
-      </w:r>
-      <w:r>
-        <w:br/>
-      </w:r>
-      <w:r>
-        <w:rPr>
-          <w:rStyle w:val="VerbatimChar"/>
-        </w:rPr>
-        <w:t xml:space="preserve">## 1    0.975 39 81  0  0         1      1           1           1  1</w:t>
-      </w:r>
-    </w:p>
-    <w:p>
-      <w:pPr>
-        <w:pStyle w:val="FirstParagraph"/>
-      </w:pPr>
-      <w:r>
-        <w:t xml:space="preserve">What to observe</w:t>
-      </w:r>
-      <w:r>
-        <w:t xml:space="preserve"> </w:t>
-      </w:r>
-      <w:r>
-        <w:t xml:space="preserve">- The training metrics usually look slightly better than the test metrics because the tree was fit on this same data.</w:t>
-      </w:r>
-      <w:r>
-        <w:t xml:space="preserve"> </w:t>
-      </w:r>
-      <w:r>
-        <w:t xml:space="preserve">- A decision tree is often useful as a first model because you can explain its behavior more easily than that of a black-box learner.</w:t>
-      </w:r>
-    </w:p>
-    <w:p>
-      <w:pPr>
-        <w:pStyle w:val="BodyText"/>
-      </w:pPr>
-      <w:r>
-        <w:t xml:space="preserve">Test evaluation</w:t>
-      </w:r>
-    </w:p>
-    <w:p>
-      <w:pPr>
-        <w:pStyle w:val="SourceCode"/>
-      </w:pPr>
-      <w:r>
-        <w:rPr>
-          <w:rStyle w:val="CommentTok"/>
-        </w:rPr>
-        <w:t xml:space="preserve"># Model test</w:t>
-      </w:r>
-      <w:r>
-        <w:br/>
-      </w:r>
-      <w:r>
-        <w:rPr>
-          <w:rStyle w:val="NormalTok"/>
-        </w:rPr>
-        <w:t xml:space="preserve">test_prediction </w:t>
-      </w:r>
-      <w:r>
-        <w:rPr>
-          <w:rStyle w:val="OtherTok"/>
-        </w:rPr>
-        <w:t xml:space="preserve">&lt;-</w:t>
-      </w:r>
-      <w:r>
-        <w:rPr>
-          <w:rStyle w:val="NormalTok"/>
-        </w:rPr>
-        <w:t xml:space="preserve"> </w:t>
-      </w:r>
-      <w:r>
-        <w:rPr>
-          <w:rStyle w:val="FunctionTok"/>
-        </w:rPr>
-        <w:t xml:space="preserve">predict</w:t>
-      </w:r>
-      <w:r>
-        <w:rPr>
-          <w:rStyle w:val="NormalTok"/>
-        </w:rPr>
-        <w:t xml:space="preserve">(model, iris_test)</w:t>
-      </w:r>
-      <w:r>
-        <w:br/>
-      </w:r>
-      <w:r>
-        <w:br/>
-      </w:r>
-      <w:r>
-        <w:rPr>
-          <w:rStyle w:val="NormalTok"/>
-        </w:rPr>
-        <w:t xml:space="preserve">iris_test_predictand </w:t>
-      </w:r>
-      <w:r>
-        <w:rPr>
-          <w:rStyle w:val="OtherTok"/>
-        </w:rPr>
-        <w:t xml:space="preserve">&lt;-</w:t>
-      </w:r>
-      <w:r>
-        <w:rPr>
-          <w:rStyle w:val="NormalTok"/>
-        </w:rPr>
-        <w:t xml:space="preserve"> </w:t>
-      </w:r>
-      <w:r>
-        <w:rPr>
-          <w:rStyle w:val="FunctionTok"/>
-        </w:rPr>
-        <w:t xml:space="preserve">adjust_class_label</w:t>
-      </w:r>
-      <w:r>
-        <w:rPr>
-          <w:rStyle w:val="NormalTok"/>
-        </w:rPr>
-        <w:t xml:space="preserve">(iris_test[,</w:t>
-      </w:r>
-      <w:r>
-        <w:rPr>
-          <w:rStyle w:val="StringTok"/>
-        </w:rPr>
-        <w:t xml:space="preserve">"Species"</w:t>
-      </w:r>
-      <w:r>
-        <w:rPr>
-          <w:rStyle w:val="NormalTok"/>
-        </w:rPr>
-        <w:t xml:space="preserve">])</w:t>
-      </w:r>
-      <w:r>
-        <w:br/>
-      </w:r>
-      <w:r>
-        <w:br/>
-      </w:r>
-      <w:r>
-        <w:rPr>
-          <w:rStyle w:val="CommentTok"/>
-        </w:rPr>
-        <w:t xml:space="preserve"># Test evaluation</w:t>
-      </w:r>
-      <w:r>
-        <w:br/>
-      </w:r>
-      <w:r>
-        <w:rPr>
-          <w:rStyle w:val="NormalTok"/>
-        </w:rPr>
-        <w:t xml:space="preserve"> test_eval </w:t>
-      </w:r>
-      <w:r>
-        <w:rPr>
-          <w:rStyle w:val="OtherTok"/>
-        </w:rPr>
-        <w:t xml:space="preserve">&lt;-</w:t>
-      </w:r>
-      <w:r>
-        <w:rPr>
-          <w:rStyle w:val="NormalTok"/>
-        </w:rPr>
-        <w:t xml:space="preserve"> </w:t>
-      </w:r>
-      <w:r>
-        <w:rPr>
-          <w:rStyle w:val="FunctionTok"/>
-        </w:rPr>
-        <w:t xml:space="preserve">evaluate</w:t>
-      </w:r>
-      <w:r>
-        <w:rPr>
-          <w:rStyle w:val="NormalTok"/>
-        </w:rPr>
-        <w:t xml:space="preserve">(model, iris_test_predictand, test_prediction)</w:t>
-      </w:r>
-      <w:r>
-        <w:br/>
-      </w:r>
-      <w:r>
-        <w:rPr>
-          <w:rStyle w:val="FunctionTok"/>
-        </w:rPr>
-        <w:t xml:space="preserve">print</w:t>
-      </w:r>
-      <w:r>
-        <w:rPr>
-          <w:rStyle w:val="NormalTok"/>
-        </w:rPr>
-        <w:t xml:space="preserve">(test_eval</w:t>
-      </w:r>
-      <w:r>
-        <w:rPr>
-          <w:rStyle w:val="SpecialCharTok"/>
-        </w:rPr>
-        <w:t xml:space="preserve">$</w:t>
-      </w:r>
-      <w:r>
-        <w:rPr>
-          <w:rStyle w:val="NormalTok"/>
-        </w:rPr>
-        <w:t xml:space="preserve">metrics)</w:t>
-      </w:r>
-    </w:p>
-    <w:p>
-      <w:pPr>
-        <w:pStyle w:val="SourceCode"/>
-      </w:pPr>
-      <w:r>
-        <w:rPr>
-          <w:rStyle w:val="VerbatimChar"/>
-        </w:rPr>
-        <w:t xml:space="preserve">##    accuracy TP TN FP FN precision recall sensitivity specificity f1</w:t>
-      </w:r>
-      <w:r>
-        <w:br/>
-      </w:r>
-      <w:r>
-        <w:rPr>
-          <w:rStyle w:val="VerbatimChar"/>
-        </w:rPr>
-        <w:t xml:space="preserve">## 1 0.9666667 11 19  0  0         1      1           1           1  1</w:t>
+        <w:t xml:space="preserve">## 1 0.9666667  9 21  0  0         1      1           1           1  1</w:t>
       </w:r>
     </w:p>
     <w:p>
@@ -1458,10 +1431,10 @@
   <w:docDefaults>
     <w:rPrDefault>
       <w:rPr>
-        <w:rFonts w:asciiTheme="minorHAnsi" w:cstheme="minorBidi" w:eastAsiaTheme="minorHAnsi" w:hAnsiTheme="minorHAnsi"/>
+        <w:rFonts w:asciiTheme="minorHAnsi" w:cstheme="minorBidi" w:eastAsiaTheme="minorEastAsia" w:hAnsiTheme="minorHAnsi"/>
         <w:sz w:val="24"/>
         <w:szCs w:val="24"/>
-        <w:lang w:bidi="ar-SA" w:eastAsia="en-US" w:val="en-US"/>
+        <w:lang w:bidi="ar-SA" w:eastAsia="zh-CN" w:val="en-US"/>
       </w:rPr>
     </w:rPrDefault>
     <w:pPrDefault>
@@ -2002,13 +1975,6 @@
       </w:tblCellMar>
     </w:tblPr>
     <w:tblStylePr w:type="firstRow">
-      <w:tblPr>
-        <w:jc w:val="left"/>
-        <w:tblInd w:type="dxa" w:w="0"/>
-      </w:tblPr>
-      <w:trPr>
-        <w:jc w:val="left"/>
-      </w:trPr>
       <w:tcPr>
         <w:tcBorders>
           <w:bottom w:val="single"/>

--- a/examples/classification/doc/02-interpretable-tree.docx
+++ b/examples/classification/doc/02-interpretable-tree.docx
@@ -25,7 +25,7 @@
         <w:t xml:space="preserve">cla_dtree</w:t>
       </w:r>
       <w:r>
-        <w:t xml:space="preserve">: Decision Tree for classification. Recursively splits on explanatory variables to separate classes, yielding an interpretable model.</w:t>
+        <w:t xml:space="preserve">: decision tree for classification. Recursively splits explanatory variables to separate classes, yielding an interpretable model.</w:t>
       </w:r>
     </w:p>
     <w:p>
@@ -33,22 +33,7 @@
         <w:pStyle w:val="BodyText"/>
       </w:pPr>
       <w:r>
-        <w:t xml:space="preserve">This example is a good entry point for classification in</w:t>
-      </w:r>
-      <w:r>
-        <w:t xml:space="preserve"> </w:t>
-      </w:r>
-      <w:r>
-        <w:rPr>
-          <w:rStyle w:val="VerbatimChar"/>
-        </w:rPr>
-        <w:t xml:space="preserve">daltoolbox</w:t>
-      </w:r>
-      <w:r>
-        <w:t xml:space="preserve"> </w:t>
-      </w:r>
-      <w:r>
-        <w:t xml:space="preserve">because the learner is easy to explain and the workflow is fully visible from start to finish.</w:t>
+        <w:t xml:space="preserve">Didactic goal: keep exactly the same classification line of experiment introduced by the baseline and change only the learner to an interpretable supervised model.</w:t>
       </w:r>
     </w:p>
     <w:p>
@@ -56,121 +41,133 @@
         <w:pStyle w:val="BodyText"/>
       </w:pPr>
       <w:r>
-        <w:t xml:space="preserve">Didactic goal: use the tree as a way to learn the whole supervised workflow, not only the classifier constructor.</w:t>
+        <w:t xml:space="preserve">Environment setup.</w:t>
       </w:r>
     </w:p>
     <w:p>
       <w:pPr>
-        <w:pStyle w:val="BodyText"/>
-      </w:pPr>
-      <w:r>
-        <w:t xml:space="preserve">Environment setup.</w:t>
+        <w:pStyle w:val="SourceCode"/>
+      </w:pPr>
+      <w:r>
+        <w:rPr>
+          <w:rStyle w:val="FunctionTok"/>
+        </w:rPr>
+        <w:t xml:space="preserve">source</w:t>
+      </w:r>
+      <w:r>
+        <w:rPr>
+          <w:rStyle w:val="NormalTok"/>
+        </w:rPr>
+        <w:t xml:space="preserve">(</w:t>
+      </w:r>
+      <w:r>
+        <w:rPr>
+          <w:rStyle w:val="FunctionTok"/>
+        </w:rPr>
+        <w:t xml:space="preserve">url</w:t>
+      </w:r>
+      <w:r>
+        <w:rPr>
+          <w:rStyle w:val="NormalTok"/>
+        </w:rPr>
+        <w:t xml:space="preserve">(</w:t>
+      </w:r>
+      <w:r>
+        <w:rPr>
+          <w:rStyle w:val="StringTok"/>
+        </w:rPr>
+        <w:t xml:space="preserve">"https://raw.githubusercontent.com/cefet-rj-dal/daltoolbox/main/examples/seed.R"</w:t>
+      </w:r>
+      <w:r>
+        <w:rPr>
+          <w:rStyle w:val="NormalTok"/>
+        </w:rPr>
+        <w:t xml:space="preserve">))</w:t>
+      </w:r>
+      <w:r>
+        <w:br/>
+      </w:r>
+      <w:r>
+        <w:rPr>
+          <w:rStyle w:val="CommentTok"/>
+        </w:rPr>
+        <w:t xml:space="preserve"># install.packages("daltoolbox")</w:t>
+      </w:r>
+      <w:r>
+        <w:br/>
+      </w:r>
+      <w:r>
+        <w:br/>
+      </w:r>
+      <w:r>
+        <w:rPr>
+          <w:rStyle w:val="FunctionTok"/>
+        </w:rPr>
+        <w:t xml:space="preserve">library</w:t>
+      </w:r>
+      <w:r>
+        <w:rPr>
+          <w:rStyle w:val="NormalTok"/>
+        </w:rPr>
+        <w:t xml:space="preserve">(daltoolbox)</w:t>
       </w:r>
     </w:p>
     <w:p>
       <w:pPr>
-        <w:pStyle w:val="SourceCode"/>
-      </w:pPr>
-      <w:r>
-        <w:rPr>
-          <w:rStyle w:val="FunctionTok"/>
-        </w:rPr>
-        <w:t xml:space="preserve">source</w:t>
-      </w:r>
-      <w:r>
-        <w:rPr>
-          <w:rStyle w:val="NormalTok"/>
-        </w:rPr>
-        <w:t xml:space="preserve">(</w:t>
-      </w:r>
-      <w:r>
-        <w:rPr>
-          <w:rStyle w:val="FunctionTok"/>
-        </w:rPr>
-        <w:t xml:space="preserve">url</w:t>
-      </w:r>
-      <w:r>
-        <w:rPr>
-          <w:rStyle w:val="NormalTok"/>
-        </w:rPr>
-        <w:t xml:space="preserve">(</w:t>
-      </w:r>
-      <w:r>
-        <w:rPr>
-          <w:rStyle w:val="StringTok"/>
-        </w:rPr>
-        <w:t xml:space="preserve">"https://raw.githubusercontent.com/cefet-rj-dal/daltoolbox/main/examples/seed.R"</w:t>
-      </w:r>
-      <w:r>
-        <w:rPr>
-          <w:rStyle w:val="NormalTok"/>
-        </w:rPr>
-        <w:t xml:space="preserve">))</w:t>
-      </w:r>
-      <w:r>
-        <w:br/>
-      </w:r>
-      <w:r>
-        <w:rPr>
-          <w:rStyle w:val="CommentTok"/>
-        </w:rPr>
-        <w:t xml:space="preserve"># Classification using Decision Tree</w:t>
-      </w:r>
-      <w:r>
-        <w:br/>
-      </w:r>
-      <w:r>
-        <w:br/>
-      </w:r>
-      <w:r>
-        <w:rPr>
-          <w:rStyle w:val="CommentTok"/>
-        </w:rPr>
-        <w:t xml:space="preserve"># installation </w:t>
-      </w:r>
-      <w:r>
-        <w:br/>
-      </w:r>
-      <w:r>
-        <w:rPr>
-          <w:rStyle w:val="CommentTok"/>
-        </w:rPr>
-        <w:t xml:space="preserve">#install.packages("daltoolbox")</w:t>
-      </w:r>
-      <w:r>
-        <w:br/>
-      </w:r>
-      <w:r>
-        <w:br/>
-      </w:r>
-      <w:r>
-        <w:rPr>
-          <w:rStyle w:val="CommentTok"/>
-        </w:rPr>
-        <w:t xml:space="preserve"># loading DAL</w:t>
-      </w:r>
-      <w:r>
-        <w:br/>
-      </w:r>
-      <w:r>
-        <w:rPr>
-          <w:rStyle w:val="FunctionTok"/>
-        </w:rPr>
-        <w:t xml:space="preserve">library</w:t>
-      </w:r>
-      <w:r>
-        <w:rPr>
-          <w:rStyle w:val="NormalTok"/>
-        </w:rPr>
-        <w:t xml:space="preserve">(daltoolbox) </w:t>
+        <w:pStyle w:val="FirstParagraph"/>
+      </w:pPr>
+      <w:r>
+        <w:t xml:space="preserve">Load data and inspect.</w:t>
       </w:r>
     </w:p>
     <w:p>
       <w:pPr>
-        <w:pStyle w:val="FirstParagraph"/>
-      </w:pPr>
-      <w:r>
-        <w:t xml:space="preserve">Load data and inspect.</w:t>
+        <w:pStyle w:val="SourceCode"/>
+      </w:pPr>
+      <w:r>
+        <w:rPr>
+          <w:rStyle w:val="NormalTok"/>
+        </w:rPr>
+        <w:t xml:space="preserve">iris </w:t>
+      </w:r>
+      <w:r>
+        <w:rPr>
+          <w:rStyle w:val="OtherTok"/>
+        </w:rPr>
+        <w:t xml:space="preserve">&lt;-</w:t>
+      </w:r>
+      <w:r>
+        <w:rPr>
+          <w:rStyle w:val="NormalTok"/>
+        </w:rPr>
+        <w:t xml:space="preserve"> datasets</w:t>
+      </w:r>
+      <w:r>
+        <w:rPr>
+          <w:rStyle w:val="SpecialCharTok"/>
+        </w:rPr>
+        <w:t xml:space="preserve">::</w:t>
+      </w:r>
+      <w:r>
+        <w:rPr>
+          <w:rStyle w:val="NormalTok"/>
+        </w:rPr>
+        <w:t xml:space="preserve">iris</w:t>
+      </w:r>
+      <w:r>
+        <w:br/>
+      </w:r>
+      <w:r>
+        <w:rPr>
+          <w:rStyle w:val="FunctionTok"/>
+        </w:rPr>
+        <w:t xml:space="preserve">head</w:t>
+      </w:r>
+      <w:r>
+        <w:rPr>
+          <w:rStyle w:val="NormalTok"/>
+        </w:rPr>
+        <w:t xml:space="preserve">(iris)</w:t>
       </w:r>
     </w:p>
     <w:p>
@@ -179,201 +176,270 @@
       </w:pPr>
       <w:r>
         <w:rPr>
-          <w:rStyle w:val="NormalTok"/>
-        </w:rPr>
-        <w:t xml:space="preserve">iris </w:t>
-      </w:r>
-      <w:r>
-        <w:rPr>
-          <w:rStyle w:val="OtherTok"/>
-        </w:rPr>
-        <w:t xml:space="preserve">&lt;-</w:t>
-      </w:r>
-      <w:r>
-        <w:rPr>
-          <w:rStyle w:val="NormalTok"/>
-        </w:rPr>
-        <w:t xml:space="preserve"> datasets</w:t>
-      </w:r>
-      <w:r>
-        <w:rPr>
-          <w:rStyle w:val="SpecialCharTok"/>
-        </w:rPr>
-        <w:t xml:space="preserve">::</w:t>
-      </w:r>
-      <w:r>
-        <w:rPr>
-          <w:rStyle w:val="NormalTok"/>
-        </w:rPr>
-        <w:t xml:space="preserve">iris</w:t>
-      </w:r>
-      <w:r>
-        <w:br/>
-      </w:r>
-      <w:r>
-        <w:rPr>
-          <w:rStyle w:val="FunctionTok"/>
-        </w:rPr>
-        <w:t xml:space="preserve">head</w:t>
-      </w:r>
-      <w:r>
-        <w:rPr>
-          <w:rStyle w:val="NormalTok"/>
-        </w:rPr>
-        <w:t xml:space="preserve">(iris)</w:t>
+          <w:rStyle w:val="VerbatimChar"/>
+        </w:rPr>
+        <w:t xml:space="preserve">##   Sepal.Length Sepal.Width Petal.Length Petal.Width Species</w:t>
+      </w:r>
+      <w:r>
+        <w:br/>
+      </w:r>
+      <w:r>
+        <w:rPr>
+          <w:rStyle w:val="VerbatimChar"/>
+        </w:rPr>
+        <w:t xml:space="preserve">## 1          5.1         3.5          1.4         0.2  setosa</w:t>
+      </w:r>
+      <w:r>
+        <w:br/>
+      </w:r>
+      <w:r>
+        <w:rPr>
+          <w:rStyle w:val="VerbatimChar"/>
+        </w:rPr>
+        <w:t xml:space="preserve">## 2          4.9         3.0          1.4         0.2  setosa</w:t>
+      </w:r>
+      <w:r>
+        <w:br/>
+      </w:r>
+      <w:r>
+        <w:rPr>
+          <w:rStyle w:val="VerbatimChar"/>
+        </w:rPr>
+        <w:t xml:space="preserve">## 3          4.7         3.2          1.3         0.2  setosa</w:t>
+      </w:r>
+      <w:r>
+        <w:br/>
+      </w:r>
+      <w:r>
+        <w:rPr>
+          <w:rStyle w:val="VerbatimChar"/>
+        </w:rPr>
+        <w:t xml:space="preserve">## 4          4.6         3.1          1.5         0.2  setosa</w:t>
+      </w:r>
+      <w:r>
+        <w:br/>
+      </w:r>
+      <w:r>
+        <w:rPr>
+          <w:rStyle w:val="VerbatimChar"/>
+        </w:rPr>
+        <w:t xml:space="preserve">## 5          5.0         3.6          1.4         0.2  setosa</w:t>
+      </w:r>
+      <w:r>
+        <w:br/>
+      </w:r>
+      <w:r>
+        <w:rPr>
+          <w:rStyle w:val="VerbatimChar"/>
+        </w:rPr>
+        <w:t xml:space="preserve">## 6          5.4         3.9          1.7         0.4  setosa</w:t>
       </w:r>
     </w:p>
     <w:p>
       <w:pPr>
-        <w:pStyle w:val="SourceCode"/>
-      </w:pPr>
+        <w:pStyle w:val="FirstParagraph"/>
+      </w:pPr>
+      <w:r>
+        <w:t xml:space="preserve">Target</w:t>
+      </w:r>
+      <w:r>
+        <w:t xml:space="preserve"> </w:t>
+      </w:r>
       <w:r>
         <w:rPr>
           <w:rStyle w:val="VerbatimChar"/>
         </w:rPr>
-        <w:t xml:space="preserve">##   Sepal.Length Sepal.Width Petal.Length Petal.Width Species</w:t>
-      </w:r>
-      <w:r>
-        <w:br/>
-      </w:r>
-      <w:r>
-        <w:rPr>
-          <w:rStyle w:val="VerbatimChar"/>
-        </w:rPr>
-        <w:t xml:space="preserve">## 1          5.1         3.5          1.4         0.2  setosa</w:t>
-      </w:r>
-      <w:r>
-        <w:br/>
-      </w:r>
-      <w:r>
-        <w:rPr>
-          <w:rStyle w:val="VerbatimChar"/>
-        </w:rPr>
-        <w:t xml:space="preserve">## 2          4.9         3.0          1.4         0.2  setosa</w:t>
-      </w:r>
-      <w:r>
-        <w:br/>
-      </w:r>
-      <w:r>
-        <w:rPr>
-          <w:rStyle w:val="VerbatimChar"/>
-        </w:rPr>
-        <w:t xml:space="preserve">## 3          4.7         3.2          1.3         0.2  setosa</w:t>
-      </w:r>
-      <w:r>
-        <w:br/>
-      </w:r>
-      <w:r>
-        <w:rPr>
-          <w:rStyle w:val="VerbatimChar"/>
-        </w:rPr>
-        <w:t xml:space="preserve">## 4          4.6         3.1          1.5         0.2  setosa</w:t>
-      </w:r>
-      <w:r>
-        <w:br/>
-      </w:r>
-      <w:r>
-        <w:rPr>
-          <w:rStyle w:val="VerbatimChar"/>
-        </w:rPr>
-        <w:t xml:space="preserve">## 5          5.0         3.6          1.4         0.2  setosa</w:t>
-      </w:r>
-      <w:r>
-        <w:br/>
-      </w:r>
-      <w:r>
-        <w:rPr>
-          <w:rStyle w:val="VerbatimChar"/>
-        </w:rPr>
-        <w:t xml:space="preserve">## 6          5.4         3.9          1.7         0.4  setosa</w:t>
+        <w:t xml:space="preserve">Species</w:t>
+      </w:r>
+      <w:r>
+        <w:t xml:space="preserve"> </w:t>
+      </w:r>
+      <w:r>
+        <w:t xml:space="preserve">levels and reproducible train/test split.</w:t>
       </w:r>
     </w:p>
     <w:p>
       <w:pPr>
-        <w:pStyle w:val="FirstParagraph"/>
-      </w:pPr>
-      <w:r>
-        <w:t xml:space="preserve">Target</w:t>
-      </w:r>
-      <w:r>
+        <w:pStyle w:val="SourceCode"/>
+      </w:pPr>
+      <w:r>
+        <w:rPr>
+          <w:rStyle w:val="NormalTok"/>
+        </w:rPr>
+        <w:t xml:space="preserve">slevels </w:t>
+      </w:r>
+      <w:r>
+        <w:rPr>
+          <w:rStyle w:val="OtherTok"/>
+        </w:rPr>
+        <w:t xml:space="preserve">&lt;-</w:t>
+      </w:r>
+      <w:r>
+        <w:rPr>
+          <w:rStyle w:val="NormalTok"/>
+        </w:rPr>
         <w:t xml:space="preserve"> </w:t>
       </w:r>
       <w:r>
         <w:rPr>
-          <w:rStyle w:val="VerbatimChar"/>
-        </w:rPr>
-        <w:t xml:space="preserve">Species</w:t>
-      </w:r>
-      <w:r>
+          <w:rStyle w:val="FunctionTok"/>
+        </w:rPr>
+        <w:t xml:space="preserve">levels</w:t>
+      </w:r>
+      <w:r>
+        <w:rPr>
+          <w:rStyle w:val="NormalTok"/>
+        </w:rPr>
+        <w:t xml:space="preserve">(iris</w:t>
+      </w:r>
+      <w:r>
+        <w:rPr>
+          <w:rStyle w:val="SpecialCharTok"/>
+        </w:rPr>
+        <w:t xml:space="preserve">$</w:t>
+      </w:r>
+      <w:r>
+        <w:rPr>
+          <w:rStyle w:val="NormalTok"/>
+        </w:rPr>
+        <w:t xml:space="preserve">Species)</w:t>
+      </w:r>
+      <w:r>
+        <w:br/>
+      </w:r>
+      <w:r>
+        <w:br/>
+      </w:r>
+      <w:r>
+        <w:rPr>
+          <w:rStyle w:val="FunctionTok"/>
+        </w:rPr>
+        <w:t xml:space="preserve">set_example_seed</w:t>
+      </w:r>
+      <w:r>
+        <w:rPr>
+          <w:rStyle w:val="NormalTok"/>
+        </w:rPr>
+        <w:t xml:space="preserve">()</w:t>
+      </w:r>
+      <w:r>
+        <w:br/>
+      </w:r>
+      <w:r>
+        <w:rPr>
+          <w:rStyle w:val="NormalTok"/>
+        </w:rPr>
+        <w:t xml:space="preserve">sr </w:t>
+      </w:r>
+      <w:r>
+        <w:rPr>
+          <w:rStyle w:val="OtherTok"/>
+        </w:rPr>
+        <w:t xml:space="preserve">&lt;-</w:t>
+      </w:r>
+      <w:r>
+        <w:rPr>
+          <w:rStyle w:val="NormalTok"/>
+        </w:rPr>
         <w:t xml:space="preserve"> </w:t>
       </w:r>
       <w:r>
-        <w:t xml:space="preserve">levels.</w:t>
+        <w:rPr>
+          <w:rStyle w:val="FunctionTok"/>
+        </w:rPr>
+        <w:t xml:space="preserve">train_test</w:t>
+      </w:r>
+      <w:r>
+        <w:rPr>
+          <w:rStyle w:val="NormalTok"/>
+        </w:rPr>
+        <w:t xml:space="preserve">(</w:t>
+      </w:r>
+      <w:r>
+        <w:rPr>
+          <w:rStyle w:val="FunctionTok"/>
+        </w:rPr>
+        <w:t xml:space="preserve">sample_random</w:t>
+      </w:r>
+      <w:r>
+        <w:rPr>
+          <w:rStyle w:val="NormalTok"/>
+        </w:rPr>
+        <w:t xml:space="preserve">(), iris)</w:t>
+      </w:r>
+      <w:r>
+        <w:br/>
+      </w:r>
+      <w:r>
+        <w:rPr>
+          <w:rStyle w:val="NormalTok"/>
+        </w:rPr>
+        <w:t xml:space="preserve">iris_train </w:t>
+      </w:r>
+      <w:r>
+        <w:rPr>
+          <w:rStyle w:val="OtherTok"/>
+        </w:rPr>
+        <w:t xml:space="preserve">&lt;-</w:t>
+      </w:r>
+      <w:r>
+        <w:rPr>
+          <w:rStyle w:val="NormalTok"/>
+        </w:rPr>
+        <w:t xml:space="preserve"> sr</w:t>
+      </w:r>
+      <w:r>
+        <w:rPr>
+          <w:rStyle w:val="SpecialCharTok"/>
+        </w:rPr>
+        <w:t xml:space="preserve">$</w:t>
+      </w:r>
+      <w:r>
+        <w:rPr>
+          <w:rStyle w:val="NormalTok"/>
+        </w:rPr>
+        <w:t xml:space="preserve">train</w:t>
+      </w:r>
+      <w:r>
+        <w:br/>
+      </w:r>
+      <w:r>
+        <w:rPr>
+          <w:rStyle w:val="NormalTok"/>
+        </w:rPr>
+        <w:t xml:space="preserve">iris_test </w:t>
+      </w:r>
+      <w:r>
+        <w:rPr>
+          <w:rStyle w:val="OtherTok"/>
+        </w:rPr>
+        <w:t xml:space="preserve">&lt;-</w:t>
+      </w:r>
+      <w:r>
+        <w:rPr>
+          <w:rStyle w:val="NormalTok"/>
+        </w:rPr>
+        <w:t xml:space="preserve"> sr</w:t>
+      </w:r>
+      <w:r>
+        <w:rPr>
+          <w:rStyle w:val="SpecialCharTok"/>
+        </w:rPr>
+        <w:t xml:space="preserve">$</w:t>
+      </w:r>
+      <w:r>
+        <w:rPr>
+          <w:rStyle w:val="NormalTok"/>
+        </w:rPr>
+        <w:t xml:space="preserve">test</w:t>
       </w:r>
     </w:p>
     <w:p>
       <w:pPr>
-        <w:pStyle w:val="SourceCode"/>
-      </w:pPr>
-      <w:r>
-        <w:rPr>
-          <w:rStyle w:val="CommentTok"/>
-        </w:rPr>
-        <w:t xml:space="preserve"># extracting the levels for the dataset</w:t>
-      </w:r>
-      <w:r>
-        <w:br/>
-      </w:r>
-      <w:r>
-        <w:rPr>
-          <w:rStyle w:val="NormalTok"/>
-        </w:rPr>
-        <w:t xml:space="preserve">slevels </w:t>
-      </w:r>
-      <w:r>
-        <w:rPr>
-          <w:rStyle w:val="OtherTok"/>
-        </w:rPr>
-        <w:t xml:space="preserve">&lt;-</w:t>
-      </w:r>
-      <w:r>
-        <w:rPr>
-          <w:rStyle w:val="NormalTok"/>
-        </w:rPr>
-        <w:t xml:space="preserve"> </w:t>
-      </w:r>
-      <w:r>
-        <w:rPr>
-          <w:rStyle w:val="FunctionTok"/>
-        </w:rPr>
-        <w:t xml:space="preserve">levels</w:t>
-      </w:r>
-      <w:r>
-        <w:rPr>
-          <w:rStyle w:val="NormalTok"/>
-        </w:rPr>
-        <w:t xml:space="preserve">(iris</w:t>
-      </w:r>
-      <w:r>
-        <w:rPr>
-          <w:rStyle w:val="SpecialCharTok"/>
-        </w:rPr>
-        <w:t xml:space="preserve">$</w:t>
-      </w:r>
-      <w:r>
-        <w:rPr>
-          <w:rStyle w:val="NormalTok"/>
-        </w:rPr>
-        <w:t xml:space="preserve">Species)</w:t>
-      </w:r>
-      <w:r>
-        <w:br/>
-      </w:r>
-      <w:r>
-        <w:rPr>
-          <w:rStyle w:val="NormalTok"/>
-        </w:rPr>
-        <w:t xml:space="preserve">slevels</w:t>
+        <w:pStyle w:val="FirstParagraph"/>
+      </w:pPr>
+      <w:r>
+        <w:t xml:space="preserve">Class distribution by split.</w:t>
       </w:r>
     </w:p>
     <w:p>
@@ -382,404 +448,374 @@
       </w:pPr>
       <w:r>
         <w:rPr>
-          <w:rStyle w:val="VerbatimChar"/>
-        </w:rPr>
-        <w:t xml:space="preserve">## [1] "setosa"     "versicolor" "virginica"</w:t>
+          <w:rStyle w:val="NormalTok"/>
+        </w:rPr>
+        <w:t xml:space="preserve">tbl </w:t>
+      </w:r>
+      <w:r>
+        <w:rPr>
+          <w:rStyle w:val="OtherTok"/>
+        </w:rPr>
+        <w:t xml:space="preserve">&lt;-</w:t>
+      </w:r>
+      <w:r>
+        <w:rPr>
+          <w:rStyle w:val="NormalTok"/>
+        </w:rPr>
+        <w:t xml:space="preserve"> </w:t>
+      </w:r>
+      <w:r>
+        <w:rPr>
+          <w:rStyle w:val="FunctionTok"/>
+        </w:rPr>
+        <w:t xml:space="preserve">rbind</w:t>
+      </w:r>
+      <w:r>
+        <w:rPr>
+          <w:rStyle w:val="NormalTok"/>
+        </w:rPr>
+        <w:t xml:space="preserve">(</w:t>
+      </w:r>
+      <w:r>
+        <w:br/>
+      </w:r>
+      <w:r>
+        <w:rPr>
+          <w:rStyle w:val="NormalTok"/>
+        </w:rPr>
+        <w:t xml:space="preserve">  </w:t>
+      </w:r>
+      <w:r>
+        <w:rPr>
+          <w:rStyle w:val="FunctionTok"/>
+        </w:rPr>
+        <w:t xml:space="preserve">table</w:t>
+      </w:r>
+      <w:r>
+        <w:rPr>
+          <w:rStyle w:val="NormalTok"/>
+        </w:rPr>
+        <w:t xml:space="preserve">(iris[, </w:t>
+      </w:r>
+      <w:r>
+        <w:rPr>
+          <w:rStyle w:val="StringTok"/>
+        </w:rPr>
+        <w:t xml:space="preserve">"Species"</w:t>
+      </w:r>
+      <w:r>
+        <w:rPr>
+          <w:rStyle w:val="NormalTok"/>
+        </w:rPr>
+        <w:t xml:space="preserve">]),</w:t>
+      </w:r>
+      <w:r>
+        <w:br/>
+      </w:r>
+      <w:r>
+        <w:rPr>
+          <w:rStyle w:val="NormalTok"/>
+        </w:rPr>
+        <w:t xml:space="preserve">  </w:t>
+      </w:r>
+      <w:r>
+        <w:rPr>
+          <w:rStyle w:val="FunctionTok"/>
+        </w:rPr>
+        <w:t xml:space="preserve">table</w:t>
+      </w:r>
+      <w:r>
+        <w:rPr>
+          <w:rStyle w:val="NormalTok"/>
+        </w:rPr>
+        <w:t xml:space="preserve">(iris_train[, </w:t>
+      </w:r>
+      <w:r>
+        <w:rPr>
+          <w:rStyle w:val="StringTok"/>
+        </w:rPr>
+        <w:t xml:space="preserve">"Species"</w:t>
+      </w:r>
+      <w:r>
+        <w:rPr>
+          <w:rStyle w:val="NormalTok"/>
+        </w:rPr>
+        <w:t xml:space="preserve">]),</w:t>
+      </w:r>
+      <w:r>
+        <w:br/>
+      </w:r>
+      <w:r>
+        <w:rPr>
+          <w:rStyle w:val="NormalTok"/>
+        </w:rPr>
+        <w:t xml:space="preserve">  </w:t>
+      </w:r>
+      <w:r>
+        <w:rPr>
+          <w:rStyle w:val="FunctionTok"/>
+        </w:rPr>
+        <w:t xml:space="preserve">table</w:t>
+      </w:r>
+      <w:r>
+        <w:rPr>
+          <w:rStyle w:val="NormalTok"/>
+        </w:rPr>
+        <w:t xml:space="preserve">(iris_test[, </w:t>
+      </w:r>
+      <w:r>
+        <w:rPr>
+          <w:rStyle w:val="StringTok"/>
+        </w:rPr>
+        <w:t xml:space="preserve">"Species"</w:t>
+      </w:r>
+      <w:r>
+        <w:rPr>
+          <w:rStyle w:val="NormalTok"/>
+        </w:rPr>
+        <w:t xml:space="preserve">])</w:t>
+      </w:r>
+      <w:r>
+        <w:br/>
+      </w:r>
+      <w:r>
+        <w:rPr>
+          <w:rStyle w:val="NormalTok"/>
+        </w:rPr>
+        <w:t xml:space="preserve">)</w:t>
+      </w:r>
+      <w:r>
+        <w:br/>
+      </w:r>
+      <w:r>
+        <w:rPr>
+          <w:rStyle w:val="FunctionTok"/>
+        </w:rPr>
+        <w:t xml:space="preserve">rownames</w:t>
+      </w:r>
+      <w:r>
+        <w:rPr>
+          <w:rStyle w:val="NormalTok"/>
+        </w:rPr>
+        <w:t xml:space="preserve">(tbl) </w:t>
+      </w:r>
+      <w:r>
+        <w:rPr>
+          <w:rStyle w:val="OtherTok"/>
+        </w:rPr>
+        <w:t xml:space="preserve">&lt;-</w:t>
+      </w:r>
+      <w:r>
+        <w:rPr>
+          <w:rStyle w:val="NormalTok"/>
+        </w:rPr>
+        <w:t xml:space="preserve"> </w:t>
+      </w:r>
+      <w:r>
+        <w:rPr>
+          <w:rStyle w:val="FunctionTok"/>
+        </w:rPr>
+        <w:t xml:space="preserve">c</w:t>
+      </w:r>
+      <w:r>
+        <w:rPr>
+          <w:rStyle w:val="NormalTok"/>
+        </w:rPr>
+        <w:t xml:space="preserve">(</w:t>
+      </w:r>
+      <w:r>
+        <w:rPr>
+          <w:rStyle w:val="StringTok"/>
+        </w:rPr>
+        <w:t xml:space="preserve">"dataset"</w:t>
+      </w:r>
+      <w:r>
+        <w:rPr>
+          <w:rStyle w:val="NormalTok"/>
+        </w:rPr>
+        <w:t xml:space="preserve">, </w:t>
+      </w:r>
+      <w:r>
+        <w:rPr>
+          <w:rStyle w:val="StringTok"/>
+        </w:rPr>
+        <w:t xml:space="preserve">"training"</w:t>
+      </w:r>
+      <w:r>
+        <w:rPr>
+          <w:rStyle w:val="NormalTok"/>
+        </w:rPr>
+        <w:t xml:space="preserve">, </w:t>
+      </w:r>
+      <w:r>
+        <w:rPr>
+          <w:rStyle w:val="StringTok"/>
+        </w:rPr>
+        <w:t xml:space="preserve">"test"</w:t>
+      </w:r>
+      <w:r>
+        <w:rPr>
+          <w:rStyle w:val="NormalTok"/>
+        </w:rPr>
+        <w:t xml:space="preserve">)</w:t>
+      </w:r>
+      <w:r>
+        <w:br/>
+      </w:r>
+      <w:r>
+        <w:rPr>
+          <w:rStyle w:val="NormalTok"/>
+        </w:rPr>
+        <w:t xml:space="preserve">tbl</w:t>
       </w:r>
     </w:p>
     <w:p>
       <w:pPr>
-        <w:pStyle w:val="FirstParagraph"/>
-      </w:pPr>
-      <w:r>
-        <w:t xml:space="preserve">Building train and test samples via random sampling</w:t>
-      </w:r>
-      <w:r>
-        <w:t xml:space="preserve"> </w:t>
-      </w:r>
-      <w:r>
-        <w:t xml:space="preserve">Random train/test split.</w:t>
+        <w:pStyle w:val="SourceCode"/>
+      </w:pPr>
+      <w:r>
+        <w:rPr>
+          <w:rStyle w:val="VerbatimChar"/>
+        </w:rPr>
+        <w:t xml:space="preserve">##          setosa versicolor virginica</w:t>
+      </w:r>
+      <w:r>
+        <w:br/>
+      </w:r>
+      <w:r>
+        <w:rPr>
+          <w:rStyle w:val="VerbatimChar"/>
+        </w:rPr>
+        <w:t xml:space="preserve">## dataset      50         50        50</w:t>
+      </w:r>
+      <w:r>
+        <w:br/>
+      </w:r>
+      <w:r>
+        <w:rPr>
+          <w:rStyle w:val="VerbatimChar"/>
+        </w:rPr>
+        <w:t xml:space="preserve">## training     41         39        40</w:t>
+      </w:r>
+      <w:r>
+        <w:br/>
+      </w:r>
+      <w:r>
+        <w:rPr>
+          <w:rStyle w:val="VerbatimChar"/>
+        </w:rPr>
+        <w:t xml:space="preserve">## test          9         11        10</w:t>
       </w:r>
     </w:p>
     <w:p>
       <w:pPr>
-        <w:pStyle w:val="SourceCode"/>
-      </w:pPr>
-      <w:r>
-        <w:rPr>
-          <w:rStyle w:val="CommentTok"/>
-        </w:rPr>
-        <w:t xml:space="preserve"># Building train and test samples via random sampling</w:t>
-      </w:r>
-      <w:r>
-        <w:br/>
-      </w:r>
-      <w:r>
-        <w:rPr>
-          <w:rStyle w:val="FunctionTok"/>
-        </w:rPr>
-        <w:t xml:space="preserve">set_example_seed</w:t>
-      </w:r>
-      <w:r>
-        <w:rPr>
-          <w:rStyle w:val="NormalTok"/>
-        </w:rPr>
-        <w:t xml:space="preserve">()</w:t>
-      </w:r>
-      <w:r>
-        <w:br/>
-      </w:r>
-      <w:r>
-        <w:rPr>
-          <w:rStyle w:val="NormalTok"/>
-        </w:rPr>
-        <w:t xml:space="preserve">sr </w:t>
-      </w:r>
-      <w:r>
-        <w:rPr>
-          <w:rStyle w:val="OtherTok"/>
-        </w:rPr>
-        <w:t xml:space="preserve">&lt;-</w:t>
-      </w:r>
-      <w:r>
-        <w:rPr>
-          <w:rStyle w:val="NormalTok"/>
-        </w:rPr>
-        <w:t xml:space="preserve"> </w:t>
-      </w:r>
-      <w:r>
-        <w:rPr>
-          <w:rStyle w:val="FunctionTok"/>
-        </w:rPr>
-        <w:t xml:space="preserve">sample_random</w:t>
-      </w:r>
-      <w:r>
-        <w:rPr>
-          <w:rStyle w:val="NormalTok"/>
-        </w:rPr>
-        <w:t xml:space="preserve">()</w:t>
-      </w:r>
-      <w:r>
-        <w:br/>
-      </w:r>
-      <w:r>
-        <w:rPr>
-          <w:rStyle w:val="NormalTok"/>
-        </w:rPr>
-        <w:t xml:space="preserve">sr </w:t>
-      </w:r>
-      <w:r>
-        <w:rPr>
-          <w:rStyle w:val="OtherTok"/>
-        </w:rPr>
-        <w:t xml:space="preserve">&lt;-</w:t>
-      </w:r>
-      <w:r>
-        <w:rPr>
-          <w:rStyle w:val="NormalTok"/>
-        </w:rPr>
-        <w:t xml:space="preserve"> </w:t>
-      </w:r>
-      <w:r>
-        <w:rPr>
-          <w:rStyle w:val="FunctionTok"/>
-        </w:rPr>
-        <w:t xml:space="preserve">train_test</w:t>
-      </w:r>
-      <w:r>
-        <w:rPr>
-          <w:rStyle w:val="NormalTok"/>
-        </w:rPr>
-        <w:t xml:space="preserve">(sr, iris)</w:t>
-      </w:r>
-      <w:r>
-        <w:br/>
-      </w:r>
-      <w:r>
-        <w:rPr>
-          <w:rStyle w:val="NormalTok"/>
-        </w:rPr>
-        <w:t xml:space="preserve">iris_train </w:t>
-      </w:r>
-      <w:r>
-        <w:rPr>
-          <w:rStyle w:val="OtherTok"/>
-        </w:rPr>
-        <w:t xml:space="preserve">&lt;-</w:t>
-      </w:r>
-      <w:r>
-        <w:rPr>
-          <w:rStyle w:val="NormalTok"/>
-        </w:rPr>
-        <w:t xml:space="preserve"> sr</w:t>
-      </w:r>
-      <w:r>
-        <w:rPr>
-          <w:rStyle w:val="SpecialCharTok"/>
-        </w:rPr>
-        <w:t xml:space="preserve">$</w:t>
-      </w:r>
-      <w:r>
-        <w:rPr>
-          <w:rStyle w:val="NormalTok"/>
-        </w:rPr>
-        <w:t xml:space="preserve">train</w:t>
-      </w:r>
-      <w:r>
-        <w:br/>
-      </w:r>
-      <w:r>
-        <w:rPr>
-          <w:rStyle w:val="NormalTok"/>
-        </w:rPr>
-        <w:t xml:space="preserve">iris_test </w:t>
-      </w:r>
-      <w:r>
-        <w:rPr>
-          <w:rStyle w:val="OtherTok"/>
-        </w:rPr>
-        <w:t xml:space="preserve">&lt;-</w:t>
-      </w:r>
-      <w:r>
-        <w:rPr>
-          <w:rStyle w:val="NormalTok"/>
-        </w:rPr>
-        <w:t xml:space="preserve"> sr</w:t>
-      </w:r>
-      <w:r>
-        <w:rPr>
-          <w:rStyle w:val="SpecialCharTok"/>
-        </w:rPr>
-        <w:t xml:space="preserve">$</w:t>
-      </w:r>
-      <w:r>
-        <w:rPr>
-          <w:rStyle w:val="NormalTok"/>
-        </w:rPr>
-        <w:t xml:space="preserve">test</w:t>
+        <w:pStyle w:val="FirstParagraph"/>
+      </w:pPr>
+      <w:r>
+        <w:t xml:space="preserve">Model configuration and fitting.</w:t>
       </w:r>
     </w:p>
     <w:p>
       <w:pPr>
-        <w:pStyle w:val="FirstParagraph"/>
-      </w:pPr>
-      <w:r>
-        <w:t xml:space="preserve">Class distribution by split.</w:t>
+        <w:pStyle w:val="SourceCode"/>
+      </w:pPr>
+      <w:r>
+        <w:rPr>
+          <w:rStyle w:val="NormalTok"/>
+        </w:rPr>
+        <w:t xml:space="preserve">model </w:t>
+      </w:r>
+      <w:r>
+        <w:rPr>
+          <w:rStyle w:val="OtherTok"/>
+        </w:rPr>
+        <w:t xml:space="preserve">&lt;-</w:t>
+      </w:r>
+      <w:r>
+        <w:rPr>
+          <w:rStyle w:val="NormalTok"/>
+        </w:rPr>
+        <w:t xml:space="preserve"> </w:t>
+      </w:r>
+      <w:r>
+        <w:rPr>
+          <w:rStyle w:val="FunctionTok"/>
+        </w:rPr>
+        <w:t xml:space="preserve">cla_dtree</w:t>
+      </w:r>
+      <w:r>
+        <w:rPr>
+          <w:rStyle w:val="NormalTok"/>
+        </w:rPr>
+        <w:t xml:space="preserve">(</w:t>
+      </w:r>
+      <w:r>
+        <w:rPr>
+          <w:rStyle w:val="StringTok"/>
+        </w:rPr>
+        <w:t xml:space="preserve">"Species"</w:t>
+      </w:r>
+      <w:r>
+        <w:rPr>
+          <w:rStyle w:val="NormalTok"/>
+        </w:rPr>
+        <w:t xml:space="preserve">, slevels)</w:t>
+      </w:r>
+      <w:r>
+        <w:br/>
+      </w:r>
+      <w:r>
+        <w:rPr>
+          <w:rStyle w:val="FunctionTok"/>
+        </w:rPr>
+        <w:t xml:space="preserve">set_example_seed</w:t>
+      </w:r>
+      <w:r>
+        <w:rPr>
+          <w:rStyle w:val="NormalTok"/>
+        </w:rPr>
+        <w:t xml:space="preserve">()</w:t>
+      </w:r>
+      <w:r>
+        <w:br/>
+      </w:r>
+      <w:r>
+        <w:rPr>
+          <w:rStyle w:val="NormalTok"/>
+        </w:rPr>
+        <w:t xml:space="preserve">model </w:t>
+      </w:r>
+      <w:r>
+        <w:rPr>
+          <w:rStyle w:val="OtherTok"/>
+        </w:rPr>
+        <w:t xml:space="preserve">&lt;-</w:t>
+      </w:r>
+      <w:r>
+        <w:rPr>
+          <w:rStyle w:val="NormalTok"/>
+        </w:rPr>
+        <w:t xml:space="preserve"> </w:t>
+      </w:r>
+      <w:r>
+        <w:rPr>
+          <w:rStyle w:val="FunctionTok"/>
+        </w:rPr>
+        <w:t xml:space="preserve">fit</w:t>
+      </w:r>
+      <w:r>
+        <w:rPr>
+          <w:rStyle w:val="NormalTok"/>
+        </w:rPr>
+        <w:t xml:space="preserve">(model, iris_train)</w:t>
       </w:r>
     </w:p>
     <w:p>
       <w:pPr>
-        <w:pStyle w:val="SourceCode"/>
-      </w:pPr>
-      <w:r>
-        <w:rPr>
-          <w:rStyle w:val="NormalTok"/>
-        </w:rPr>
-        <w:t xml:space="preserve">tbl </w:t>
-      </w:r>
-      <w:r>
-        <w:rPr>
-          <w:rStyle w:val="OtherTok"/>
-        </w:rPr>
-        <w:t xml:space="preserve">&lt;-</w:t>
-      </w:r>
-      <w:r>
-        <w:rPr>
-          <w:rStyle w:val="NormalTok"/>
-        </w:rPr>
-        <w:t xml:space="preserve"> </w:t>
-      </w:r>
-      <w:r>
-        <w:rPr>
-          <w:rStyle w:val="FunctionTok"/>
-        </w:rPr>
-        <w:t xml:space="preserve">rbind</w:t>
-      </w:r>
-      <w:r>
-        <w:rPr>
-          <w:rStyle w:val="NormalTok"/>
-        </w:rPr>
-        <w:t xml:space="preserve">(</w:t>
-      </w:r>
-      <w:r>
-        <w:rPr>
-          <w:rStyle w:val="FunctionTok"/>
-        </w:rPr>
-        <w:t xml:space="preserve">table</w:t>
-      </w:r>
-      <w:r>
-        <w:rPr>
-          <w:rStyle w:val="NormalTok"/>
-        </w:rPr>
-        <w:t xml:space="preserve">(iris[,</w:t>
-      </w:r>
-      <w:r>
-        <w:rPr>
-          <w:rStyle w:val="StringTok"/>
-        </w:rPr>
-        <w:t xml:space="preserve">"Species"</w:t>
-      </w:r>
-      <w:r>
-        <w:rPr>
-          <w:rStyle w:val="NormalTok"/>
-        </w:rPr>
-        <w:t xml:space="preserve">]), </w:t>
-      </w:r>
-      <w:r>
-        <w:br/>
-      </w:r>
-      <w:r>
-        <w:rPr>
-          <w:rStyle w:val="NormalTok"/>
-        </w:rPr>
-        <w:t xml:space="preserve">             </w:t>
-      </w:r>
-      <w:r>
-        <w:rPr>
-          <w:rStyle w:val="FunctionTok"/>
-        </w:rPr>
-        <w:t xml:space="preserve">table</w:t>
-      </w:r>
-      <w:r>
-        <w:rPr>
-          <w:rStyle w:val="NormalTok"/>
-        </w:rPr>
-        <w:t xml:space="preserve">(iris_train[,</w:t>
-      </w:r>
-      <w:r>
-        <w:rPr>
-          <w:rStyle w:val="StringTok"/>
-        </w:rPr>
-        <w:t xml:space="preserve">"Species"</w:t>
-      </w:r>
-      <w:r>
-        <w:rPr>
-          <w:rStyle w:val="NormalTok"/>
-        </w:rPr>
-        <w:t xml:space="preserve">]), </w:t>
-      </w:r>
-      <w:r>
-        <w:br/>
-      </w:r>
-      <w:r>
-        <w:rPr>
-          <w:rStyle w:val="NormalTok"/>
-        </w:rPr>
-        <w:t xml:space="preserve">             </w:t>
-      </w:r>
-      <w:r>
-        <w:rPr>
-          <w:rStyle w:val="FunctionTok"/>
-        </w:rPr>
-        <w:t xml:space="preserve">table</w:t>
-      </w:r>
-      <w:r>
-        <w:rPr>
-          <w:rStyle w:val="NormalTok"/>
-        </w:rPr>
-        <w:t xml:space="preserve">(iris_test[,</w:t>
-      </w:r>
-      <w:r>
-        <w:rPr>
-          <w:rStyle w:val="StringTok"/>
-        </w:rPr>
-        <w:t xml:space="preserve">"Species"</w:t>
-      </w:r>
-      <w:r>
-        <w:rPr>
-          <w:rStyle w:val="NormalTok"/>
-        </w:rPr>
-        <w:t xml:space="preserve">]))</w:t>
-      </w:r>
-      <w:r>
-        <w:br/>
-      </w:r>
-      <w:r>
-        <w:rPr>
-          <w:rStyle w:val="FunctionTok"/>
-        </w:rPr>
-        <w:t xml:space="preserve">rownames</w:t>
-      </w:r>
-      <w:r>
-        <w:rPr>
-          <w:rStyle w:val="NormalTok"/>
-        </w:rPr>
-        <w:t xml:space="preserve">(tbl) </w:t>
-      </w:r>
-      <w:r>
-        <w:rPr>
-          <w:rStyle w:val="OtherTok"/>
-        </w:rPr>
-        <w:t xml:space="preserve">&lt;-</w:t>
-      </w:r>
-      <w:r>
-        <w:rPr>
-          <w:rStyle w:val="NormalTok"/>
-        </w:rPr>
-        <w:t xml:space="preserve"> </w:t>
-      </w:r>
-      <w:r>
-        <w:rPr>
-          <w:rStyle w:val="FunctionTok"/>
-        </w:rPr>
-        <w:t xml:space="preserve">c</w:t>
-      </w:r>
-      <w:r>
-        <w:rPr>
-          <w:rStyle w:val="NormalTok"/>
-        </w:rPr>
-        <w:t xml:space="preserve">(</w:t>
-      </w:r>
-      <w:r>
-        <w:rPr>
-          <w:rStyle w:val="StringTok"/>
-        </w:rPr>
-        <w:t xml:space="preserve">"dataset"</w:t>
-      </w:r>
-      <w:r>
-        <w:rPr>
-          <w:rStyle w:val="NormalTok"/>
-        </w:rPr>
-        <w:t xml:space="preserve">, </w:t>
-      </w:r>
-      <w:r>
-        <w:rPr>
-          <w:rStyle w:val="StringTok"/>
-        </w:rPr>
-        <w:t xml:space="preserve">"training"</w:t>
-      </w:r>
-      <w:r>
-        <w:rPr>
-          <w:rStyle w:val="NormalTok"/>
-        </w:rPr>
-        <w:t xml:space="preserve">, </w:t>
-      </w:r>
-      <w:r>
-        <w:rPr>
-          <w:rStyle w:val="StringTok"/>
-        </w:rPr>
-        <w:t xml:space="preserve">"test"</w:t>
-      </w:r>
-      <w:r>
-        <w:rPr>
-          <w:rStyle w:val="NormalTok"/>
-        </w:rPr>
-        <w:t xml:space="preserve">)</w:t>
-      </w:r>
-      <w:r>
-        <w:br/>
-      </w:r>
-      <w:r>
-        <w:rPr>
-          <w:rStyle w:val="FunctionTok"/>
-        </w:rPr>
-        <w:t xml:space="preserve">head</w:t>
-      </w:r>
-      <w:r>
-        <w:rPr>
-          <w:rStyle w:val="NormalTok"/>
-        </w:rPr>
-        <w:t xml:space="preserve">(tbl)</w:t>
+        <w:pStyle w:val="FirstParagraph"/>
+      </w:pPr>
+      <w:r>
+        <w:t xml:space="preserve">Training evaluation.</w:t>
       </w:r>
     </w:p>
     <w:p>
@@ -788,162 +824,228 @@
       </w:pPr>
       <w:r>
         <w:rPr>
-          <w:rStyle w:val="VerbatimChar"/>
-        </w:rPr>
-        <w:t xml:space="preserve">##          setosa versicolor virginica</w:t>
-      </w:r>
-      <w:r>
-        <w:br/>
-      </w:r>
-      <w:r>
-        <w:rPr>
-          <w:rStyle w:val="VerbatimChar"/>
-        </w:rPr>
-        <w:t xml:space="preserve">## dataset      50         50        50</w:t>
-      </w:r>
-      <w:r>
-        <w:br/>
-      </w:r>
-      <w:r>
-        <w:rPr>
-          <w:rStyle w:val="VerbatimChar"/>
-        </w:rPr>
-        <w:t xml:space="preserve">## training     41         39        40</w:t>
-      </w:r>
-      <w:r>
-        <w:br/>
-      </w:r>
-      <w:r>
-        <w:rPr>
-          <w:rStyle w:val="VerbatimChar"/>
-        </w:rPr>
-        <w:t xml:space="preserve">## test          9         11        10</w:t>
+          <w:rStyle w:val="NormalTok"/>
+        </w:rPr>
+        <w:t xml:space="preserve">train_prediction </w:t>
+      </w:r>
+      <w:r>
+        <w:rPr>
+          <w:rStyle w:val="OtherTok"/>
+        </w:rPr>
+        <w:t xml:space="preserve">&lt;-</w:t>
+      </w:r>
+      <w:r>
+        <w:rPr>
+          <w:rStyle w:val="NormalTok"/>
+        </w:rPr>
+        <w:t xml:space="preserve"> </w:t>
+      </w:r>
+      <w:r>
+        <w:rPr>
+          <w:rStyle w:val="FunctionTok"/>
+        </w:rPr>
+        <w:t xml:space="preserve">predict</w:t>
+      </w:r>
+      <w:r>
+        <w:rPr>
+          <w:rStyle w:val="NormalTok"/>
+        </w:rPr>
+        <w:t xml:space="preserve">(model, iris_train)</w:t>
+      </w:r>
+      <w:r>
+        <w:br/>
+      </w:r>
+      <w:r>
+        <w:rPr>
+          <w:rStyle w:val="NormalTok"/>
+        </w:rPr>
+        <w:t xml:space="preserve">train_eval </w:t>
+      </w:r>
+      <w:r>
+        <w:rPr>
+          <w:rStyle w:val="OtherTok"/>
+        </w:rPr>
+        <w:t xml:space="preserve">&lt;-</w:t>
+      </w:r>
+      <w:r>
+        <w:rPr>
+          <w:rStyle w:val="NormalTok"/>
+        </w:rPr>
+        <w:t xml:space="preserve"> </w:t>
+      </w:r>
+      <w:r>
+        <w:rPr>
+          <w:rStyle w:val="FunctionTok"/>
+        </w:rPr>
+        <w:t xml:space="preserve">evaluate</w:t>
+      </w:r>
+      <w:r>
+        <w:rPr>
+          <w:rStyle w:val="NormalTok"/>
+        </w:rPr>
+        <w:t xml:space="preserve">(model, iris_train[, </w:t>
+      </w:r>
+      <w:r>
+        <w:rPr>
+          <w:rStyle w:val="StringTok"/>
+        </w:rPr>
+        <w:t xml:space="preserve">"Species"</w:t>
+      </w:r>
+      <w:r>
+        <w:rPr>
+          <w:rStyle w:val="NormalTok"/>
+        </w:rPr>
+        <w:t xml:space="preserve">], train_prediction)</w:t>
+      </w:r>
+      <w:r>
+        <w:br/>
+      </w:r>
+      <w:r>
+        <w:rPr>
+          <w:rStyle w:val="NormalTok"/>
+        </w:rPr>
+        <w:t xml:space="preserve">train_eval</w:t>
+      </w:r>
+      <w:r>
+        <w:rPr>
+          <w:rStyle w:val="SpecialCharTok"/>
+        </w:rPr>
+        <w:t xml:space="preserve">$</w:t>
+      </w:r>
+      <w:r>
+        <w:rPr>
+          <w:rStyle w:val="NormalTok"/>
+        </w:rPr>
+        <w:t xml:space="preserve">metrics</w:t>
       </w:r>
     </w:p>
     <w:p>
       <w:pPr>
-        <w:pStyle w:val="FirstParagraph"/>
-      </w:pPr>
-      <w:r>
-        <w:t xml:space="preserve">Model training</w:t>
-      </w:r>
-      <w:r>
-        <w:t xml:space="preserve"> </w:t>
-      </w:r>
-      <w:r>
-        <w:t xml:space="preserve">Train the decision tree.</w:t>
+        <w:pStyle w:val="SourceCode"/>
+      </w:pPr>
+      <w:r>
+        <w:rPr>
+          <w:rStyle w:val="VerbatimChar"/>
+        </w:rPr>
+        <w:t xml:space="preserve">##    accuracy TP TN FP FN precision recall sensitivity specificity f1</w:t>
+      </w:r>
+      <w:r>
+        <w:br/>
+      </w:r>
+      <w:r>
+        <w:rPr>
+          <w:rStyle w:val="VerbatimChar"/>
+        </w:rPr>
+        <w:t xml:space="preserve">## 1 0.9666667 41 79  0  0         1      1           1           1  1</w:t>
       </w:r>
     </w:p>
     <w:p>
       <w:pPr>
-        <w:pStyle w:val="SourceCode"/>
-      </w:pPr>
-      <w:r>
-        <w:rPr>
-          <w:rStyle w:val="CommentTok"/>
-        </w:rPr>
-        <w:t xml:space="preserve"># Model training</w:t>
-      </w:r>
-      <w:r>
-        <w:br/>
-      </w:r>
-      <w:r>
-        <w:rPr>
-          <w:rStyle w:val="NormalTok"/>
-        </w:rPr>
-        <w:t xml:space="preserve">model </w:t>
-      </w:r>
-      <w:r>
-        <w:rPr>
-          <w:rStyle w:val="OtherTok"/>
-        </w:rPr>
-        <w:t xml:space="preserve">&lt;-</w:t>
-      </w:r>
-      <w:r>
-        <w:rPr>
-          <w:rStyle w:val="NormalTok"/>
-        </w:rPr>
-        <w:t xml:space="preserve"> </w:t>
-      </w:r>
-      <w:r>
-        <w:rPr>
-          <w:rStyle w:val="FunctionTok"/>
-        </w:rPr>
-        <w:t xml:space="preserve">cla_dtree</w:t>
-      </w:r>
-      <w:r>
-        <w:rPr>
-          <w:rStyle w:val="NormalTok"/>
-        </w:rPr>
-        <w:t xml:space="preserve">(</w:t>
-      </w:r>
-      <w:r>
-        <w:rPr>
-          <w:rStyle w:val="StringTok"/>
-        </w:rPr>
-        <w:t xml:space="preserve">"Species"</w:t>
-      </w:r>
-      <w:r>
-        <w:rPr>
-          <w:rStyle w:val="NormalTok"/>
-        </w:rPr>
-        <w:t xml:space="preserve">, slevels)</w:t>
-      </w:r>
-      <w:r>
-        <w:br/>
-      </w:r>
-      <w:r>
-        <w:rPr>
-          <w:rStyle w:val="FunctionTok"/>
-        </w:rPr>
-        <w:t xml:space="preserve">set_example_seed</w:t>
-      </w:r>
-      <w:r>
-        <w:rPr>
-          <w:rStyle w:val="NormalTok"/>
-        </w:rPr>
-        <w:t xml:space="preserve">()</w:t>
-      </w:r>
-      <w:r>
-        <w:br/>
-      </w:r>
-      <w:r>
-        <w:rPr>
-          <w:rStyle w:val="NormalTok"/>
-        </w:rPr>
-        <w:t xml:space="preserve">model </w:t>
-      </w:r>
-      <w:r>
-        <w:rPr>
-          <w:rStyle w:val="OtherTok"/>
-        </w:rPr>
-        <w:t xml:space="preserve">&lt;-</w:t>
-      </w:r>
-      <w:r>
-        <w:rPr>
-          <w:rStyle w:val="NormalTok"/>
-        </w:rPr>
-        <w:t xml:space="preserve"> </w:t>
-      </w:r>
-      <w:r>
-        <w:rPr>
-          <w:rStyle w:val="FunctionTok"/>
-        </w:rPr>
-        <w:t xml:space="preserve">fit</w:t>
-      </w:r>
-      <w:r>
-        <w:rPr>
-          <w:rStyle w:val="NormalTok"/>
-        </w:rPr>
-        <w:t xml:space="preserve">(model, iris_train)</w:t>
+        <w:pStyle w:val="FirstParagraph"/>
+      </w:pPr>
+      <w:r>
+        <w:t xml:space="preserve">Test evaluation.</w:t>
       </w:r>
     </w:p>
     <w:p>
       <w:pPr>
-        <w:pStyle w:val="FirstParagraph"/>
-      </w:pPr>
-      <w:r>
-        <w:t xml:space="preserve">Training evaluation</w:t>
+        <w:pStyle w:val="SourceCode"/>
+      </w:pPr>
+      <w:r>
+        <w:rPr>
+          <w:rStyle w:val="NormalTok"/>
+        </w:rPr>
+        <w:t xml:space="preserve">test_prediction </w:t>
+      </w:r>
+      <w:r>
+        <w:rPr>
+          <w:rStyle w:val="OtherTok"/>
+        </w:rPr>
+        <w:t xml:space="preserve">&lt;-</w:t>
+      </w:r>
+      <w:r>
+        <w:rPr>
+          <w:rStyle w:val="NormalTok"/>
+        </w:rPr>
+        <w:t xml:space="preserve"> </w:t>
+      </w:r>
+      <w:r>
+        <w:rPr>
+          <w:rStyle w:val="FunctionTok"/>
+        </w:rPr>
+        <w:t xml:space="preserve">predict</w:t>
+      </w:r>
+      <w:r>
+        <w:rPr>
+          <w:rStyle w:val="NormalTok"/>
+        </w:rPr>
+        <w:t xml:space="preserve">(model, iris_test)</w:t>
+      </w:r>
+      <w:r>
+        <w:br/>
+      </w:r>
+      <w:r>
+        <w:rPr>
+          <w:rStyle w:val="NormalTok"/>
+        </w:rPr>
+        <w:t xml:space="preserve">test_eval </w:t>
+      </w:r>
+      <w:r>
+        <w:rPr>
+          <w:rStyle w:val="OtherTok"/>
+        </w:rPr>
+        <w:t xml:space="preserve">&lt;-</w:t>
+      </w:r>
+      <w:r>
+        <w:rPr>
+          <w:rStyle w:val="NormalTok"/>
+        </w:rPr>
+        <w:t xml:space="preserve"> </w:t>
+      </w:r>
+      <w:r>
+        <w:rPr>
+          <w:rStyle w:val="FunctionTok"/>
+        </w:rPr>
+        <w:t xml:space="preserve">evaluate</w:t>
+      </w:r>
+      <w:r>
+        <w:rPr>
+          <w:rStyle w:val="NormalTok"/>
+        </w:rPr>
+        <w:t xml:space="preserve">(model, iris_test[, </w:t>
+      </w:r>
+      <w:r>
+        <w:rPr>
+          <w:rStyle w:val="StringTok"/>
+        </w:rPr>
+        <w:t xml:space="preserve">"Species"</w:t>
+      </w:r>
+      <w:r>
+        <w:rPr>
+          <w:rStyle w:val="NormalTok"/>
+        </w:rPr>
+        <w:t xml:space="preserve">], test_prediction)</w:t>
+      </w:r>
+      <w:r>
+        <w:br/>
+      </w:r>
+      <w:r>
+        <w:rPr>
+          <w:rStyle w:val="NormalTok"/>
+        </w:rPr>
+        <w:t xml:space="preserve">test_eval</w:t>
+      </w:r>
+      <w:r>
+        <w:rPr>
+          <w:rStyle w:val="SpecialCharTok"/>
+        </w:rPr>
+        <w:t xml:space="preserve">$</w:t>
+      </w:r>
+      <w:r>
+        <w:rPr>
+          <w:rStyle w:val="NormalTok"/>
+        </w:rPr>
+        <w:t xml:space="preserve">metrics</w:t>
       </w:r>
     </w:p>
     <w:p>
@@ -952,362 +1054,52 @@
       </w:pPr>
       <w:r>
         <w:rPr>
-          <w:rStyle w:val="CommentTok"/>
-        </w:rPr>
-        <w:t xml:space="preserve"># Checking fit on training data</w:t>
-      </w:r>
-      <w:r>
-        <w:br/>
-      </w:r>
-      <w:r>
-        <w:rPr>
-          <w:rStyle w:val="NormalTok"/>
-        </w:rPr>
-        <w:t xml:space="preserve">train_prediction </w:t>
-      </w:r>
-      <w:r>
-        <w:rPr>
-          <w:rStyle w:val="OtherTok"/>
-        </w:rPr>
-        <w:t xml:space="preserve">&lt;-</w:t>
-      </w:r>
-      <w:r>
-        <w:rPr>
-          <w:rStyle w:val="NormalTok"/>
-        </w:rPr>
-        <w:t xml:space="preserve"> </w:t>
-      </w:r>
-      <w:r>
-        <w:rPr>
-          <w:rStyle w:val="FunctionTok"/>
-        </w:rPr>
-        <w:t xml:space="preserve">predict</w:t>
-      </w:r>
-      <w:r>
-        <w:rPr>
-          <w:rStyle w:val="NormalTok"/>
-        </w:rPr>
-        <w:t xml:space="preserve">(model, iris_train)</w:t>
-      </w:r>
-      <w:r>
-        <w:br/>
-      </w:r>
-      <w:r>
-        <w:br/>
-      </w:r>
-      <w:r>
-        <w:rPr>
-          <w:rStyle w:val="CommentTok"/>
-        </w:rPr>
-        <w:t xml:space="preserve"># Model evaluation (training)</w:t>
-      </w:r>
-      <w:r>
-        <w:br/>
-      </w:r>
-      <w:r>
-        <w:rPr>
-          <w:rStyle w:val="NormalTok"/>
-        </w:rPr>
-        <w:t xml:space="preserve">train_eval </w:t>
-      </w:r>
-      <w:r>
-        <w:rPr>
-          <w:rStyle w:val="OtherTok"/>
-        </w:rPr>
-        <w:t xml:space="preserve">&lt;-</w:t>
-      </w:r>
-      <w:r>
-        <w:rPr>
-          <w:rStyle w:val="NormalTok"/>
-        </w:rPr>
-        <w:t xml:space="preserve"> </w:t>
-      </w:r>
-      <w:r>
-        <w:rPr>
-          <w:rStyle w:val="FunctionTok"/>
-        </w:rPr>
-        <w:t xml:space="preserve">evaluate</w:t>
-      </w:r>
-      <w:r>
-        <w:rPr>
-          <w:rStyle w:val="NormalTok"/>
-        </w:rPr>
-        <w:t xml:space="preserve">(model, iris_train[,</w:t>
-      </w:r>
-      <w:r>
-        <w:rPr>
-          <w:rStyle w:val="StringTok"/>
-        </w:rPr>
-        <w:t xml:space="preserve">"Species"</w:t>
-      </w:r>
-      <w:r>
-        <w:rPr>
-          <w:rStyle w:val="NormalTok"/>
-        </w:rPr>
-        <w:t xml:space="preserve">], train_prediction)</w:t>
-      </w:r>
-      <w:r>
-        <w:br/>
-      </w:r>
-      <w:r>
-        <w:rPr>
-          <w:rStyle w:val="FunctionTok"/>
-        </w:rPr>
-        <w:t xml:space="preserve">print</w:t>
-      </w:r>
-      <w:r>
-        <w:rPr>
-          <w:rStyle w:val="NormalTok"/>
-        </w:rPr>
-        <w:t xml:space="preserve">(train_eval</w:t>
-      </w:r>
-      <w:r>
-        <w:rPr>
-          <w:rStyle w:val="SpecialCharTok"/>
-        </w:rPr>
-        <w:t xml:space="preserve">$</w:t>
-      </w:r>
-      <w:r>
-        <w:rPr>
-          <w:rStyle w:val="NormalTok"/>
-        </w:rPr>
-        <w:t xml:space="preserve">metrics)</w:t>
+          <w:rStyle w:val="VerbatimChar"/>
+        </w:rPr>
+        <w:t xml:space="preserve">##    accuracy TP TN FP FN precision recall sensitivity specificity f1</w:t>
+      </w:r>
+      <w:r>
+        <w:br/>
+      </w:r>
+      <w:r>
+        <w:rPr>
+          <w:rStyle w:val="VerbatimChar"/>
+        </w:rPr>
+        <w:t xml:space="preserve">## 1 0.9666667  9 21  0  0         1      1           1           1  1</w:t>
       </w:r>
     </w:p>
     <w:p>
       <w:pPr>
-        <w:pStyle w:val="SourceCode"/>
-      </w:pPr>
-      <w:r>
-        <w:rPr>
-          <w:rStyle w:val="VerbatimChar"/>
-        </w:rPr>
-        <w:t xml:space="preserve">##    accuracy TP TN FP FN precision recall sensitivity specificity f1</w:t>
-      </w:r>
-      <w:r>
-        <w:br/>
-      </w:r>
-      <w:r>
-        <w:rPr>
-          <w:rStyle w:val="VerbatimChar"/>
-        </w:rPr>
-        <w:t xml:space="preserve">## 1 0.9666667 41 79  0  0         1      1           1           1  1</w:t>
+        <w:pStyle w:val="FirstParagraph"/>
+      </w:pPr>
+      <w:r>
+        <w:t xml:space="preserve">What to observe</w:t>
+      </w:r>
+      <w:r>
+        <w:t xml:space="preserve"> </w:t>
+      </w:r>
+      <w:r>
+        <w:t xml:space="preserve">- The experiment structure is unchanged from the baseline example.</w:t>
+      </w:r>
+      <w:r>
+        <w:t xml:space="preserve"> </w:t>
+      </w:r>
+      <w:r>
+        <w:t xml:space="preserve">- The difference now is that the learner can express feature-based decision rules instead of only the majority class.</w:t>
       </w:r>
     </w:p>
     <w:p>
       <w:pPr>
-        <w:pStyle w:val="FirstParagraph"/>
-      </w:pPr>
-      <w:r>
-        <w:t xml:space="preserve">What to observe</w:t>
+        <w:pStyle w:val="BodyText"/>
+      </w:pPr>
+      <w:r>
+        <w:t xml:space="preserve">References</w:t>
       </w:r>
       <w:r>
         <w:t xml:space="preserve"> </w:t>
       </w:r>
       <w:r>
-        <w:t xml:space="preserve">- The training metrics usually look slightly better than the test metrics because the tree was fit on this same data.</w:t>
-      </w:r>
-      <w:r>
-        <w:t xml:space="preserve"> </w:t>
-      </w:r>
-      <w:r>
-        <w:t xml:space="preserve">- A decision tree is often useful as a first model because you can explain its behavior more easily than that of a black-box learner.</w:t>
-      </w:r>
-    </w:p>
-    <w:p>
-      <w:pPr>
-        <w:pStyle w:val="BodyText"/>
-      </w:pPr>
-      <w:r>
-        <w:t xml:space="preserve">Test evaluation</w:t>
-      </w:r>
-    </w:p>
-    <w:p>
-      <w:pPr>
-        <w:pStyle w:val="SourceCode"/>
-      </w:pPr>
-      <w:r>
-        <w:rPr>
-          <w:rStyle w:val="CommentTok"/>
-        </w:rPr>
-        <w:t xml:space="preserve"># Model test</w:t>
-      </w:r>
-      <w:r>
-        <w:br/>
-      </w:r>
-      <w:r>
-        <w:rPr>
-          <w:rStyle w:val="NormalTok"/>
-        </w:rPr>
-        <w:t xml:space="preserve">test_prediction </w:t>
-      </w:r>
-      <w:r>
-        <w:rPr>
-          <w:rStyle w:val="OtherTok"/>
-        </w:rPr>
-        <w:t xml:space="preserve">&lt;-</w:t>
-      </w:r>
-      <w:r>
-        <w:rPr>
-          <w:rStyle w:val="NormalTok"/>
-        </w:rPr>
-        <w:t xml:space="preserve"> </w:t>
-      </w:r>
-      <w:r>
-        <w:rPr>
-          <w:rStyle w:val="FunctionTok"/>
-        </w:rPr>
-        <w:t xml:space="preserve">predict</w:t>
-      </w:r>
-      <w:r>
-        <w:rPr>
-          <w:rStyle w:val="NormalTok"/>
-        </w:rPr>
-        <w:t xml:space="preserve">(model, iris_test)</w:t>
-      </w:r>
-      <w:r>
-        <w:br/>
-      </w:r>
-      <w:r>
-        <w:br/>
-      </w:r>
-      <w:r>
-        <w:rPr>
-          <w:rStyle w:val="CommentTok"/>
-        </w:rPr>
-        <w:t xml:space="preserve"># Test evaluation</w:t>
-      </w:r>
-      <w:r>
-        <w:br/>
-      </w:r>
-      <w:r>
-        <w:rPr>
-          <w:rStyle w:val="NormalTok"/>
-        </w:rPr>
-        <w:t xml:space="preserve"> test_eval </w:t>
-      </w:r>
-      <w:r>
-        <w:rPr>
-          <w:rStyle w:val="OtherTok"/>
-        </w:rPr>
-        <w:t xml:space="preserve">&lt;-</w:t>
-      </w:r>
-      <w:r>
-        <w:rPr>
-          <w:rStyle w:val="NormalTok"/>
-        </w:rPr>
-        <w:t xml:space="preserve"> </w:t>
-      </w:r>
-      <w:r>
-        <w:rPr>
-          <w:rStyle w:val="FunctionTok"/>
-        </w:rPr>
-        <w:t xml:space="preserve">evaluate</w:t>
-      </w:r>
-      <w:r>
-        <w:rPr>
-          <w:rStyle w:val="NormalTok"/>
-        </w:rPr>
-        <w:t xml:space="preserve">(model, iris_test[,</w:t>
-      </w:r>
-      <w:r>
-        <w:rPr>
-          <w:rStyle w:val="StringTok"/>
-        </w:rPr>
-        <w:t xml:space="preserve">"Species"</w:t>
-      </w:r>
-      <w:r>
-        <w:rPr>
-          <w:rStyle w:val="NormalTok"/>
-        </w:rPr>
-        <w:t xml:space="preserve">], test_prediction)</w:t>
-      </w:r>
-      <w:r>
-        <w:br/>
-      </w:r>
-      <w:r>
-        <w:rPr>
-          <w:rStyle w:val="FunctionTok"/>
-        </w:rPr>
-        <w:t xml:space="preserve">print</w:t>
-      </w:r>
-      <w:r>
-        <w:rPr>
-          <w:rStyle w:val="NormalTok"/>
-        </w:rPr>
-        <w:t xml:space="preserve">(test_eval</w:t>
-      </w:r>
-      <w:r>
-        <w:rPr>
-          <w:rStyle w:val="SpecialCharTok"/>
-        </w:rPr>
-        <w:t xml:space="preserve">$</w:t>
-      </w:r>
-      <w:r>
-        <w:rPr>
-          <w:rStyle w:val="NormalTok"/>
-        </w:rPr>
-        <w:t xml:space="preserve">metrics)</w:t>
-      </w:r>
-    </w:p>
-    <w:p>
-      <w:pPr>
-        <w:pStyle w:val="SourceCode"/>
-      </w:pPr>
-      <w:r>
-        <w:rPr>
-          <w:rStyle w:val="VerbatimChar"/>
-        </w:rPr>
-        <w:t xml:space="preserve">##    accuracy TP TN FP FN precision recall sensitivity specificity f1</w:t>
-      </w:r>
-      <w:r>
-        <w:br/>
-      </w:r>
-      <w:r>
-        <w:rPr>
-          <w:rStyle w:val="VerbatimChar"/>
-        </w:rPr>
-        <w:t xml:space="preserve">## 1 0.9666667  9 21  0  0         1      1           1           1  1</w:t>
-      </w:r>
-    </w:p>
-    <w:p>
-      <w:pPr>
-        <w:pStyle w:val="FirstParagraph"/>
-      </w:pPr>
-      <w:r>
-        <w:t xml:space="preserve">Common mistakes</w:t>
-      </w:r>
-      <w:r>
-        <w:t xml:space="preserve"> </w:t>
-      </w:r>
-      <w:r>
-        <w:t xml:space="preserve">- Reading the training metric as if it were the final quality estimate.</w:t>
-      </w:r>
-      <w:r>
-        <w:t xml:space="preserve"> </w:t>
-      </w:r>
-      <w:r>
-        <w:t xml:space="preserve">- Forgetting to preserve the target levels before fitting the classifier.</w:t>
-      </w:r>
-      <w:r>
-        <w:t xml:space="preserve"> </w:t>
-      </w:r>
-      <w:r>
-        <w:t xml:space="preserve">- Comparing this result with another model trained on a different split.</w:t>
-      </w:r>
-    </w:p>
-    <w:p>
-      <w:pPr>
-        <w:pStyle w:val="BodyText"/>
-      </w:pPr>
-      <w:r>
-        <w:t xml:space="preserve">References</w:t>
-      </w:r>
-      <w:r>
-        <w:t xml:space="preserve"> </w:t>
-      </w:r>
-      <w:r>
-        <w:t xml:space="preserve">- Breiman, L., Friedman, J., Olshen, R., and Stone, C. (1984). Classification and Regression Trees. Wadsworth.</w:t>
+        <w:t xml:space="preserve">- Breiman, L., Friedman, J., Olshen, R., and Stone, C. (1984). Classification and Regression Trees.</w:t>
       </w:r>
     </w:p>
     <w:sectPr>
